--- a/03_Team_Work/Team4/Milestone_3_Components/Team_QA _Review/KU_M3_Team4_ProfileManagerEI_v04.docx
+++ b/03_Team_Work/Team4/Milestone_3_Components/Team_QA _Review/KU_M3_Team4_ProfileManagerEI_v04.docx
@@ -77,12 +77,12 @@
         <w:tblLook w:val="04A0" w:firstRow="1" w:lastRow="0" w:firstColumn="1" w:lastColumn="0" w:noHBand="0" w:noVBand="1"/>
       </w:tblPr>
       <w:tblGrid>
-        <w:gridCol w:w="976"/>
-        <w:gridCol w:w="2794"/>
-        <w:gridCol w:w="880"/>
-        <w:gridCol w:w="1408"/>
-        <w:gridCol w:w="878"/>
-        <w:gridCol w:w="2414"/>
+        <w:gridCol w:w="990"/>
+        <w:gridCol w:w="2846"/>
+        <w:gridCol w:w="894"/>
+        <w:gridCol w:w="1432"/>
+        <w:gridCol w:w="845"/>
+        <w:gridCol w:w="2343"/>
       </w:tblGrid>
       <w:tr>
         <w:trPr>
@@ -92,7 +92,7 @@
         </w:trPr>
         <w:tc>
           <w:tcPr>
-            <w:tcW w:w="976" w:type="dxa"/>
+            <w:tcW w:w="990" w:type="dxa"/>
             <w:tcBorders>
               <w:right w:val="single" w:sz="4" w:space="0" w:color="FFFFFF"/>
             </w:tcBorders>
@@ -123,7 +123,7 @@
         </w:tc>
         <w:tc>
           <w:tcPr>
-            <w:tcW w:w="2794" w:type="dxa"/>
+            <w:tcW w:w="2846" w:type="dxa"/>
             <w:tcBorders>
               <w:left w:val="single" w:sz="4" w:space="0" w:color="FFFFFF"/>
               <w:right w:val="single" w:sz="4" w:space="0" w:color="FFFFFF"/>
@@ -155,7 +155,7 @@
         </w:tc>
         <w:tc>
           <w:tcPr>
-            <w:tcW w:w="880" w:type="dxa"/>
+            <w:tcW w:w="894" w:type="dxa"/>
             <w:tcBorders>
               <w:left w:val="single" w:sz="4" w:space="0" w:color="FFFFFF"/>
               <w:right w:val="single" w:sz="4" w:space="0" w:color="FFFFFF"/>
@@ -187,7 +187,7 @@
         </w:tc>
         <w:tc>
           <w:tcPr>
-            <w:tcW w:w="1408" w:type="dxa"/>
+            <w:tcW w:w="1432" w:type="dxa"/>
             <w:tcBorders>
               <w:left w:val="single" w:sz="4" w:space="0" w:color="FFFFFF"/>
               <w:right w:val="single" w:sz="4" w:space="0" w:color="FFFFFF"/>
@@ -219,7 +219,7 @@
         </w:tc>
         <w:tc>
           <w:tcPr>
-            <w:tcW w:w="878" w:type="dxa"/>
+            <w:tcW w:w="845" w:type="dxa"/>
             <w:tcBorders>
               <w:left w:val="single" w:sz="4" w:space="0" w:color="FFFFFF"/>
               <w:right w:val="single" w:sz="4" w:space="0" w:color="FFFFFF"/>
@@ -251,7 +251,7 @@
         </w:tc>
         <w:tc>
           <w:tcPr>
-            <w:tcW w:w="2414" w:type="dxa"/>
+            <w:tcW w:w="2343" w:type="dxa"/>
             <w:tcBorders>
               <w:left w:val="single" w:sz="4" w:space="0" w:color="FFFFFF"/>
             </w:tcBorders>
@@ -288,7 +288,7 @@
         </w:trPr>
         <w:tc>
           <w:tcPr>
-            <w:tcW w:w="976" w:type="dxa"/>
+            <w:tcW w:w="990" w:type="dxa"/>
             <w:shd w:val="clear" w:color="auto" w:fill="D9D9D9" w:themeFill="background1" w:themeFillShade="D9"/>
           </w:tcPr>
           <w:p>
@@ -319,6 +319,8 @@
                 <w:b/>
                 <w:bCs/>
                 <w:color w:val="FFFFFF" w:themeColor="background1"/>
+                <w:sz w:val="22"/>
+                <w:szCs w:val="22"/>
               </w:rPr>
             </w:pPr>
             <w:r>
@@ -335,7 +337,7 @@
         </w:tc>
         <w:tc>
           <w:tcPr>
-            <w:tcW w:w="2794" w:type="dxa"/>
+            <w:tcW w:w="2846" w:type="dxa"/>
             <w:shd w:val="clear" w:color="auto" w:fill="D9D9D9" w:themeFill="background1" w:themeFillShade="D9"/>
           </w:tcPr>
           <w:p>
@@ -345,6 +347,8 @@
                 <w:b/>
                 <w:bCs/>
                 <w:color w:val="FFFFFF" w:themeColor="background1"/>
+                <w:sz w:val="22"/>
+                <w:szCs w:val="22"/>
               </w:rPr>
             </w:pPr>
             <w:proofErr w:type="spellStart"/>
@@ -361,7 +365,7 @@
         </w:tc>
         <w:tc>
           <w:tcPr>
-            <w:tcW w:w="880" w:type="dxa"/>
+            <w:tcW w:w="894" w:type="dxa"/>
             <w:shd w:val="clear" w:color="auto" w:fill="D9D9D9" w:themeFill="background1" w:themeFillShade="D9"/>
           </w:tcPr>
           <w:p>
@@ -371,6 +375,8 @@
                 <w:b/>
                 <w:bCs/>
                 <w:color w:val="FFFFFF" w:themeColor="background1"/>
+                <w:sz w:val="22"/>
+                <w:szCs w:val="22"/>
               </w:rPr>
             </w:pPr>
             <w:r>
@@ -385,7 +391,7 @@
         </w:tc>
         <w:tc>
           <w:tcPr>
-            <w:tcW w:w="1408" w:type="dxa"/>
+            <w:tcW w:w="1432" w:type="dxa"/>
             <w:shd w:val="clear" w:color="auto" w:fill="D9D9D9" w:themeFill="background1" w:themeFillShade="D9"/>
           </w:tcPr>
           <w:p>
@@ -395,6 +401,8 @@
                 <w:b/>
                 <w:bCs/>
                 <w:color w:val="FFFFFF" w:themeColor="background1"/>
+                <w:sz w:val="22"/>
+                <w:szCs w:val="22"/>
               </w:rPr>
             </w:pPr>
             <w:r>
@@ -409,7 +417,7 @@
         </w:tc>
         <w:tc>
           <w:tcPr>
-            <w:tcW w:w="878" w:type="dxa"/>
+            <w:tcW w:w="845" w:type="dxa"/>
             <w:shd w:val="clear" w:color="auto" w:fill="D9D9D9" w:themeFill="background1" w:themeFillShade="D9"/>
           </w:tcPr>
           <w:p>
@@ -419,16 +427,23 @@
                 <w:b/>
                 <w:bCs/>
                 <w:color w:val="FFFFFF" w:themeColor="background1"/>
-              </w:rPr>
-            </w:pPr>
-            <w:r>
+                <w:sz w:val="22"/>
+                <w:szCs w:val="22"/>
+              </w:rPr>
+            </w:pPr>
+            <w:r>
+              <w:rPr>
+                <w:rFonts w:ascii="Arial" w:hAnsi="Arial" w:cs="Arial"/>
+                <w:sz w:val="22"/>
+                <w:szCs w:val="22"/>
+              </w:rPr>
               <w:t>3.1.1, 3.1.2, 1.3.2</w:t>
             </w:r>
           </w:p>
         </w:tc>
         <w:tc>
           <w:tcPr>
-            <w:tcW w:w="2414" w:type="dxa"/>
+            <w:tcW w:w="2343" w:type="dxa"/>
             <w:shd w:val="clear" w:color="auto" w:fill="D9D9D9" w:themeFill="background1" w:themeFillShade="D9"/>
           </w:tcPr>
           <w:p>
@@ -438,17 +453,34 @@
                 <w:b/>
                 <w:bCs/>
                 <w:color w:val="FFFFFF" w:themeColor="background1"/>
-              </w:rPr>
-            </w:pPr>
-            <w:r>
+                <w:sz w:val="22"/>
+                <w:szCs w:val="22"/>
+              </w:rPr>
+            </w:pPr>
+            <w:r>
+              <w:rPr>
+                <w:rFonts w:ascii="Arial" w:hAnsi="Arial" w:cs="Arial"/>
+                <w:sz w:val="22"/>
+                <w:szCs w:val="22"/>
+              </w:rPr>
               <w:t xml:space="preserve">Accolades, </w:t>
             </w:r>
             <w:proofErr w:type="spellStart"/>
             <w:r>
+              <w:rPr>
+                <w:rFonts w:ascii="Arial" w:hAnsi="Arial" w:cs="Arial"/>
+                <w:sz w:val="22"/>
+                <w:szCs w:val="22"/>
+              </w:rPr>
               <w:t>addAccolade</w:t>
             </w:r>
             <w:proofErr w:type="spellEnd"/>
             <w:r>
+              <w:rPr>
+                <w:rFonts w:ascii="Arial" w:hAnsi="Arial" w:cs="Arial"/>
+                <w:sz w:val="22"/>
+                <w:szCs w:val="22"/>
+              </w:rPr>
               <w:t>()</w:t>
             </w:r>
           </w:p>
@@ -461,7 +493,7 @@
         </w:trPr>
         <w:tc>
           <w:tcPr>
-            <w:tcW w:w="976" w:type="dxa"/>
+            <w:tcW w:w="990" w:type="dxa"/>
             <w:shd w:val="clear" w:color="auto" w:fill="FFFFFF" w:themeFill="background1"/>
           </w:tcPr>
           <w:p>
@@ -488,7 +520,7 @@
         </w:tc>
         <w:tc>
           <w:tcPr>
-            <w:tcW w:w="2794" w:type="dxa"/>
+            <w:tcW w:w="2846" w:type="dxa"/>
             <w:shd w:val="clear" w:color="auto" w:fill="FFFFFF" w:themeFill="background1"/>
           </w:tcPr>
           <w:p>
@@ -511,7 +543,7 @@
         </w:tc>
         <w:tc>
           <w:tcPr>
-            <w:tcW w:w="880" w:type="dxa"/>
+            <w:tcW w:w="894" w:type="dxa"/>
             <w:shd w:val="clear" w:color="auto" w:fill="FFFFFF" w:themeFill="background1"/>
           </w:tcPr>
           <w:p>
@@ -534,7 +566,7 @@
         </w:tc>
         <w:tc>
           <w:tcPr>
-            <w:tcW w:w="1408" w:type="dxa"/>
+            <w:tcW w:w="1432" w:type="dxa"/>
             <w:shd w:val="clear" w:color="auto" w:fill="FFFFFF" w:themeFill="background1"/>
           </w:tcPr>
           <w:p>
@@ -557,28 +589,64 @@
         </w:tc>
         <w:tc>
           <w:tcPr>
-            <w:tcW w:w="878" w:type="dxa"/>
-            <w:shd w:val="clear" w:color="auto" w:fill="FFFFFF" w:themeFill="background1"/>
-          </w:tcPr>
-          <w:p>
-            <w:r>
+            <w:tcW w:w="845" w:type="dxa"/>
+            <w:shd w:val="clear" w:color="auto" w:fill="FFFFFF" w:themeFill="background1"/>
+          </w:tcPr>
+          <w:p>
+            <w:pPr>
+              <w:rPr>
+                <w:rFonts w:ascii="Arial" w:hAnsi="Arial" w:cs="Arial"/>
+                <w:sz w:val="22"/>
+                <w:szCs w:val="22"/>
+              </w:rPr>
+            </w:pPr>
+            <w:r>
+              <w:rPr>
+                <w:rFonts w:ascii="Arial" w:hAnsi="Arial" w:cs="Arial"/>
+                <w:sz w:val="22"/>
+                <w:szCs w:val="22"/>
+              </w:rPr>
               <w:t xml:space="preserve">3.1.1, 3.1.2, </w:t>
             </w:r>
           </w:p>
           <w:p>
-            <w:r>
+            <w:pPr>
+              <w:rPr>
+                <w:rFonts w:ascii="Arial" w:hAnsi="Arial" w:cs="Arial"/>
+                <w:sz w:val="22"/>
+                <w:szCs w:val="22"/>
+              </w:rPr>
+            </w:pPr>
+            <w:r>
+              <w:rPr>
+                <w:rFonts w:ascii="Arial" w:hAnsi="Arial" w:cs="Arial"/>
+                <w:sz w:val="22"/>
+                <w:szCs w:val="22"/>
+              </w:rPr>
               <w:t>1.3.2</w:t>
             </w:r>
           </w:p>
         </w:tc>
         <w:tc>
           <w:tcPr>
-            <w:tcW w:w="2414" w:type="dxa"/>
-            <w:shd w:val="clear" w:color="auto" w:fill="FFFFFF" w:themeFill="background1"/>
-          </w:tcPr>
-          <w:p>
+            <w:tcW w:w="2343" w:type="dxa"/>
+            <w:shd w:val="clear" w:color="auto" w:fill="FFFFFF" w:themeFill="background1"/>
+          </w:tcPr>
+          <w:p>
+            <w:pPr>
+              <w:rPr>
+                <w:rFonts w:ascii="Arial" w:hAnsi="Arial" w:cs="Arial"/>
+                <w:sz w:val="22"/>
+                <w:szCs w:val="22"/>
+              </w:rPr>
+            </w:pPr>
             <w:proofErr w:type="spellStart"/>
             <w:r>
+              <w:rPr>
+                <w:rFonts w:ascii="Arial" w:hAnsi="Arial" w:cs="Arial"/>
+                <w:sz w:val="22"/>
+                <w:szCs w:val="22"/>
+              </w:rPr>
               <w:t>StudentProfile</w:t>
             </w:r>
             <w:proofErr w:type="spellEnd"/>
@@ -592,7 +660,7 @@
         </w:trPr>
         <w:tc>
           <w:tcPr>
-            <w:tcW w:w="976" w:type="dxa"/>
+            <w:tcW w:w="990" w:type="dxa"/>
             <w:shd w:val="clear" w:color="auto" w:fill="D9D9D9" w:themeFill="background1" w:themeFillShade="D9"/>
           </w:tcPr>
           <w:p>
@@ -619,7 +687,7 @@
         </w:tc>
         <w:tc>
           <w:tcPr>
-            <w:tcW w:w="2794" w:type="dxa"/>
+            <w:tcW w:w="2846" w:type="dxa"/>
             <w:shd w:val="clear" w:color="auto" w:fill="D9D9D9" w:themeFill="background1" w:themeFillShade="D9"/>
           </w:tcPr>
           <w:p>
@@ -652,7 +720,7 @@
         </w:tc>
         <w:tc>
           <w:tcPr>
-            <w:tcW w:w="880" w:type="dxa"/>
+            <w:tcW w:w="894" w:type="dxa"/>
             <w:shd w:val="clear" w:color="auto" w:fill="D9D9D9" w:themeFill="background1" w:themeFillShade="D9"/>
           </w:tcPr>
           <w:p>
@@ -675,7 +743,7 @@
         </w:tc>
         <w:tc>
           <w:tcPr>
-            <w:tcW w:w="1408" w:type="dxa"/>
+            <w:tcW w:w="1432" w:type="dxa"/>
             <w:shd w:val="clear" w:color="auto" w:fill="D9D9D9" w:themeFill="background1" w:themeFillShade="D9"/>
           </w:tcPr>
           <w:p>
@@ -698,28 +766,64 @@
         </w:tc>
         <w:tc>
           <w:tcPr>
-            <w:tcW w:w="878" w:type="dxa"/>
-            <w:shd w:val="clear" w:color="auto" w:fill="D9D9D9" w:themeFill="background1" w:themeFillShade="D9"/>
-          </w:tcPr>
-          <w:p>
-            <w:r>
+            <w:tcW w:w="845" w:type="dxa"/>
+            <w:shd w:val="clear" w:color="auto" w:fill="D9D9D9" w:themeFill="background1" w:themeFillShade="D9"/>
+          </w:tcPr>
+          <w:p>
+            <w:pPr>
+              <w:rPr>
+                <w:rFonts w:ascii="Arial" w:hAnsi="Arial" w:cs="Arial"/>
+                <w:sz w:val="22"/>
+                <w:szCs w:val="22"/>
+              </w:rPr>
+            </w:pPr>
+            <w:r>
+              <w:rPr>
+                <w:rFonts w:ascii="Arial" w:hAnsi="Arial" w:cs="Arial"/>
+                <w:sz w:val="22"/>
+                <w:szCs w:val="22"/>
+              </w:rPr>
               <w:t xml:space="preserve">3.1.1, 3.1.2, </w:t>
             </w:r>
           </w:p>
           <w:p>
-            <w:r>
+            <w:pPr>
+              <w:rPr>
+                <w:rFonts w:ascii="Arial" w:hAnsi="Arial" w:cs="Arial"/>
+                <w:sz w:val="22"/>
+                <w:szCs w:val="22"/>
+              </w:rPr>
+            </w:pPr>
+            <w:r>
+              <w:rPr>
+                <w:rFonts w:ascii="Arial" w:hAnsi="Arial" w:cs="Arial"/>
+                <w:sz w:val="22"/>
+                <w:szCs w:val="22"/>
+              </w:rPr>
               <w:t>1.3.2</w:t>
             </w:r>
           </w:p>
         </w:tc>
         <w:tc>
           <w:tcPr>
-            <w:tcW w:w="2414" w:type="dxa"/>
-            <w:shd w:val="clear" w:color="auto" w:fill="D9D9D9" w:themeFill="background1" w:themeFillShade="D9"/>
-          </w:tcPr>
-          <w:p>
+            <w:tcW w:w="2343" w:type="dxa"/>
+            <w:shd w:val="clear" w:color="auto" w:fill="D9D9D9" w:themeFill="background1" w:themeFillShade="D9"/>
+          </w:tcPr>
+          <w:p>
+            <w:pPr>
+              <w:rPr>
+                <w:rFonts w:ascii="Arial" w:hAnsi="Arial" w:cs="Arial"/>
+                <w:sz w:val="22"/>
+                <w:szCs w:val="22"/>
+              </w:rPr>
+            </w:pPr>
             <w:proofErr w:type="spellStart"/>
             <w:r>
+              <w:rPr>
+                <w:rFonts w:ascii="Arial" w:hAnsi="Arial" w:cs="Arial"/>
+                <w:sz w:val="22"/>
+                <w:szCs w:val="22"/>
+              </w:rPr>
               <w:t>StudentProfile</w:t>
             </w:r>
             <w:proofErr w:type="spellEnd"/>
@@ -733,7 +837,7 @@
         </w:trPr>
         <w:tc>
           <w:tcPr>
-            <w:tcW w:w="976" w:type="dxa"/>
+            <w:tcW w:w="990" w:type="dxa"/>
             <w:shd w:val="clear" w:color="auto" w:fill="FFFFFF" w:themeFill="background1"/>
           </w:tcPr>
           <w:p>
@@ -760,7 +864,7 @@
         </w:tc>
         <w:tc>
           <w:tcPr>
-            <w:tcW w:w="2794" w:type="dxa"/>
+            <w:tcW w:w="2846" w:type="dxa"/>
             <w:shd w:val="clear" w:color="auto" w:fill="FFFFFF" w:themeFill="background1"/>
           </w:tcPr>
           <w:p>
@@ -793,7 +897,7 @@
         </w:tc>
         <w:tc>
           <w:tcPr>
-            <w:tcW w:w="880" w:type="dxa"/>
+            <w:tcW w:w="894" w:type="dxa"/>
             <w:shd w:val="clear" w:color="auto" w:fill="FFFFFF" w:themeFill="background1"/>
           </w:tcPr>
           <w:p>
@@ -816,7 +920,7 @@
         </w:tc>
         <w:tc>
           <w:tcPr>
-            <w:tcW w:w="1408" w:type="dxa"/>
+            <w:tcW w:w="1432" w:type="dxa"/>
             <w:shd w:val="clear" w:color="auto" w:fill="FFFFFF" w:themeFill="background1"/>
           </w:tcPr>
           <w:p>
@@ -839,23 +943,47 @@
         </w:tc>
         <w:tc>
           <w:tcPr>
-            <w:tcW w:w="878" w:type="dxa"/>
-            <w:shd w:val="clear" w:color="auto" w:fill="FFFFFF" w:themeFill="background1"/>
-          </w:tcPr>
-          <w:p>
-            <w:r>
+            <w:tcW w:w="845" w:type="dxa"/>
+            <w:shd w:val="clear" w:color="auto" w:fill="FFFFFF" w:themeFill="background1"/>
+          </w:tcPr>
+          <w:p>
+            <w:pPr>
+              <w:rPr>
+                <w:rFonts w:ascii="Arial" w:hAnsi="Arial" w:cs="Arial"/>
+                <w:sz w:val="22"/>
+                <w:szCs w:val="22"/>
+              </w:rPr>
+            </w:pPr>
+            <w:r>
+              <w:rPr>
+                <w:rFonts w:ascii="Arial" w:hAnsi="Arial" w:cs="Arial"/>
+                <w:sz w:val="22"/>
+                <w:szCs w:val="22"/>
+              </w:rPr>
               <w:t>3.1.1, 3.1.2, 1.3.2</w:t>
             </w:r>
           </w:p>
         </w:tc>
         <w:tc>
           <w:tcPr>
-            <w:tcW w:w="2414" w:type="dxa"/>
-            <w:shd w:val="clear" w:color="auto" w:fill="FFFFFF" w:themeFill="background1"/>
-          </w:tcPr>
-          <w:p>
+            <w:tcW w:w="2343" w:type="dxa"/>
+            <w:shd w:val="clear" w:color="auto" w:fill="FFFFFF" w:themeFill="background1"/>
+          </w:tcPr>
+          <w:p>
+            <w:pPr>
+              <w:rPr>
+                <w:rFonts w:ascii="Arial" w:hAnsi="Arial" w:cs="Arial"/>
+                <w:sz w:val="22"/>
+                <w:szCs w:val="22"/>
+              </w:rPr>
+            </w:pPr>
             <w:proofErr w:type="spellStart"/>
             <w:r>
+              <w:rPr>
+                <w:rFonts w:ascii="Arial" w:hAnsi="Arial" w:cs="Arial"/>
+                <w:sz w:val="22"/>
+                <w:szCs w:val="22"/>
+              </w:rPr>
               <w:t>StudentProfile</w:t>
             </w:r>
             <w:proofErr w:type="spellEnd"/>
@@ -869,7 +997,7 @@
         </w:trPr>
         <w:tc>
           <w:tcPr>
-            <w:tcW w:w="976" w:type="dxa"/>
+            <w:tcW w:w="990" w:type="dxa"/>
             <w:shd w:val="clear" w:color="auto" w:fill="D9D9D9" w:themeFill="background1" w:themeFillShade="D9"/>
           </w:tcPr>
           <w:p>
@@ -896,7 +1024,7 @@
         </w:tc>
         <w:tc>
           <w:tcPr>
-            <w:tcW w:w="2794" w:type="dxa"/>
+            <w:tcW w:w="2846" w:type="dxa"/>
             <w:shd w:val="clear" w:color="auto" w:fill="D9D9D9" w:themeFill="background1" w:themeFillShade="D9"/>
           </w:tcPr>
           <w:p>
@@ -929,7 +1057,7 @@
         </w:tc>
         <w:tc>
           <w:tcPr>
-            <w:tcW w:w="880" w:type="dxa"/>
+            <w:tcW w:w="894" w:type="dxa"/>
             <w:shd w:val="clear" w:color="auto" w:fill="D9D9D9" w:themeFill="background1" w:themeFillShade="D9"/>
           </w:tcPr>
           <w:p>
@@ -952,7 +1080,7 @@
         </w:tc>
         <w:tc>
           <w:tcPr>
-            <w:tcW w:w="1408" w:type="dxa"/>
+            <w:tcW w:w="1432" w:type="dxa"/>
             <w:shd w:val="clear" w:color="auto" w:fill="D9D9D9" w:themeFill="background1" w:themeFillShade="D9"/>
           </w:tcPr>
           <w:p>
@@ -975,28 +1103,64 @@
         </w:tc>
         <w:tc>
           <w:tcPr>
-            <w:tcW w:w="878" w:type="dxa"/>
-            <w:shd w:val="clear" w:color="auto" w:fill="D9D9D9" w:themeFill="background1" w:themeFillShade="D9"/>
-          </w:tcPr>
-          <w:p>
-            <w:r>
+            <w:tcW w:w="845" w:type="dxa"/>
+            <w:shd w:val="clear" w:color="auto" w:fill="D9D9D9" w:themeFill="background1" w:themeFillShade="D9"/>
+          </w:tcPr>
+          <w:p>
+            <w:pPr>
+              <w:rPr>
+                <w:rFonts w:ascii="Arial" w:hAnsi="Arial" w:cs="Arial"/>
+                <w:sz w:val="22"/>
+                <w:szCs w:val="22"/>
+              </w:rPr>
+            </w:pPr>
+            <w:r>
+              <w:rPr>
+                <w:rFonts w:ascii="Arial" w:hAnsi="Arial" w:cs="Arial"/>
+                <w:sz w:val="22"/>
+                <w:szCs w:val="22"/>
+              </w:rPr>
               <w:t>3.1.1,</w:t>
             </w:r>
           </w:p>
           <w:p>
-            <w:r>
+            <w:pPr>
+              <w:rPr>
+                <w:rFonts w:ascii="Arial" w:hAnsi="Arial" w:cs="Arial"/>
+                <w:sz w:val="22"/>
+                <w:szCs w:val="22"/>
+              </w:rPr>
+            </w:pPr>
+            <w:r>
+              <w:rPr>
+                <w:rFonts w:ascii="Arial" w:hAnsi="Arial" w:cs="Arial"/>
+                <w:sz w:val="22"/>
+                <w:szCs w:val="22"/>
+              </w:rPr>
               <w:t>3.1.2, 1.3.2</w:t>
             </w:r>
           </w:p>
         </w:tc>
         <w:tc>
           <w:tcPr>
-            <w:tcW w:w="2414" w:type="dxa"/>
-            <w:shd w:val="clear" w:color="auto" w:fill="D9D9D9" w:themeFill="background1" w:themeFillShade="D9"/>
-          </w:tcPr>
-          <w:p>
+            <w:tcW w:w="2343" w:type="dxa"/>
+            <w:shd w:val="clear" w:color="auto" w:fill="D9D9D9" w:themeFill="background1" w:themeFillShade="D9"/>
+          </w:tcPr>
+          <w:p>
+            <w:pPr>
+              <w:rPr>
+                <w:rFonts w:ascii="Arial" w:hAnsi="Arial" w:cs="Arial"/>
+                <w:sz w:val="22"/>
+                <w:szCs w:val="22"/>
+              </w:rPr>
+            </w:pPr>
             <w:proofErr w:type="spellStart"/>
             <w:r>
+              <w:rPr>
+                <w:rFonts w:ascii="Arial" w:hAnsi="Arial" w:cs="Arial"/>
+                <w:sz w:val="22"/>
+                <w:szCs w:val="22"/>
+              </w:rPr>
               <w:t>StudentProfile</w:t>
             </w:r>
             <w:proofErr w:type="spellEnd"/>
@@ -1010,7 +1174,7 @@
         </w:trPr>
         <w:tc>
           <w:tcPr>
-            <w:tcW w:w="976" w:type="dxa"/>
+            <w:tcW w:w="990" w:type="dxa"/>
             <w:shd w:val="clear" w:color="auto" w:fill="FFFFFF" w:themeFill="background1"/>
           </w:tcPr>
           <w:p>
@@ -1038,7 +1202,7 @@
         </w:tc>
         <w:tc>
           <w:tcPr>
-            <w:tcW w:w="2794" w:type="dxa"/>
+            <w:tcW w:w="2846" w:type="dxa"/>
             <w:shd w:val="clear" w:color="auto" w:fill="FFFFFF" w:themeFill="background1"/>
           </w:tcPr>
           <w:p>
@@ -1071,7 +1235,7 @@
         </w:tc>
         <w:tc>
           <w:tcPr>
-            <w:tcW w:w="880" w:type="dxa"/>
+            <w:tcW w:w="894" w:type="dxa"/>
             <w:shd w:val="clear" w:color="auto" w:fill="FFFFFF" w:themeFill="background1"/>
           </w:tcPr>
           <w:p>
@@ -1094,7 +1258,7 @@
         </w:tc>
         <w:tc>
           <w:tcPr>
-            <w:tcW w:w="1408" w:type="dxa"/>
+            <w:tcW w:w="1432" w:type="dxa"/>
             <w:shd w:val="clear" w:color="auto" w:fill="FFFFFF" w:themeFill="background1"/>
           </w:tcPr>
           <w:p>
@@ -1117,23 +1281,47 @@
         </w:tc>
         <w:tc>
           <w:tcPr>
-            <w:tcW w:w="878" w:type="dxa"/>
-            <w:shd w:val="clear" w:color="auto" w:fill="FFFFFF" w:themeFill="background1"/>
-          </w:tcPr>
-          <w:p>
-            <w:r>
+            <w:tcW w:w="845" w:type="dxa"/>
+            <w:shd w:val="clear" w:color="auto" w:fill="FFFFFF" w:themeFill="background1"/>
+          </w:tcPr>
+          <w:p>
+            <w:pPr>
+              <w:rPr>
+                <w:rFonts w:ascii="Arial" w:hAnsi="Arial" w:cs="Arial"/>
+                <w:sz w:val="22"/>
+                <w:szCs w:val="22"/>
+              </w:rPr>
+            </w:pPr>
+            <w:r>
+              <w:rPr>
+                <w:rFonts w:ascii="Arial" w:hAnsi="Arial" w:cs="Arial"/>
+                <w:sz w:val="22"/>
+                <w:szCs w:val="22"/>
+              </w:rPr>
               <w:t>3.1.2, 1.3.2</w:t>
             </w:r>
           </w:p>
         </w:tc>
         <w:tc>
           <w:tcPr>
-            <w:tcW w:w="2414" w:type="dxa"/>
-            <w:shd w:val="clear" w:color="auto" w:fill="FFFFFF" w:themeFill="background1"/>
-          </w:tcPr>
-          <w:p>
+            <w:tcW w:w="2343" w:type="dxa"/>
+            <w:shd w:val="clear" w:color="auto" w:fill="FFFFFF" w:themeFill="background1"/>
+          </w:tcPr>
+          <w:p>
+            <w:pPr>
+              <w:rPr>
+                <w:rFonts w:ascii="Arial" w:hAnsi="Arial" w:cs="Arial"/>
+                <w:sz w:val="22"/>
+                <w:szCs w:val="22"/>
+              </w:rPr>
+            </w:pPr>
             <w:proofErr w:type="spellStart"/>
             <w:r>
+              <w:rPr>
+                <w:rFonts w:ascii="Arial" w:hAnsi="Arial" w:cs="Arial"/>
+                <w:sz w:val="22"/>
+                <w:szCs w:val="22"/>
+              </w:rPr>
               <w:t>StudentProfile</w:t>
             </w:r>
             <w:proofErr w:type="spellEnd"/>
@@ -1147,7 +1335,7 @@
         </w:trPr>
         <w:tc>
           <w:tcPr>
-            <w:tcW w:w="976" w:type="dxa"/>
+            <w:tcW w:w="990" w:type="dxa"/>
             <w:shd w:val="clear" w:color="auto" w:fill="D9D9D9" w:themeFill="background1" w:themeFillShade="D9"/>
           </w:tcPr>
           <w:p>
@@ -1174,7 +1362,7 @@
         </w:tc>
         <w:tc>
           <w:tcPr>
-            <w:tcW w:w="2794" w:type="dxa"/>
+            <w:tcW w:w="2846" w:type="dxa"/>
             <w:shd w:val="clear" w:color="auto" w:fill="D9D9D9" w:themeFill="background1" w:themeFillShade="D9"/>
           </w:tcPr>
           <w:p>
@@ -1199,7 +1387,7 @@
         </w:tc>
         <w:tc>
           <w:tcPr>
-            <w:tcW w:w="880" w:type="dxa"/>
+            <w:tcW w:w="894" w:type="dxa"/>
             <w:shd w:val="clear" w:color="auto" w:fill="D9D9D9" w:themeFill="background1" w:themeFillShade="D9"/>
           </w:tcPr>
           <w:p>
@@ -1222,7 +1410,7 @@
         </w:tc>
         <w:tc>
           <w:tcPr>
-            <w:tcW w:w="1408" w:type="dxa"/>
+            <w:tcW w:w="1432" w:type="dxa"/>
             <w:shd w:val="clear" w:color="auto" w:fill="D9D9D9" w:themeFill="background1" w:themeFillShade="D9"/>
           </w:tcPr>
           <w:p>
@@ -1245,23 +1433,47 @@
         </w:tc>
         <w:tc>
           <w:tcPr>
-            <w:tcW w:w="878" w:type="dxa"/>
-            <w:shd w:val="clear" w:color="auto" w:fill="D9D9D9" w:themeFill="background1" w:themeFillShade="D9"/>
-          </w:tcPr>
-          <w:p>
-            <w:r>
+            <w:tcW w:w="845" w:type="dxa"/>
+            <w:shd w:val="clear" w:color="auto" w:fill="D9D9D9" w:themeFill="background1" w:themeFillShade="D9"/>
+          </w:tcPr>
+          <w:p>
+            <w:pPr>
+              <w:rPr>
+                <w:rFonts w:ascii="Arial" w:hAnsi="Arial" w:cs="Arial"/>
+                <w:sz w:val="22"/>
+                <w:szCs w:val="22"/>
+              </w:rPr>
+            </w:pPr>
+            <w:r>
+              <w:rPr>
+                <w:rFonts w:ascii="Arial" w:hAnsi="Arial" w:cs="Arial"/>
+                <w:sz w:val="22"/>
+                <w:szCs w:val="22"/>
+              </w:rPr>
               <w:t>3.1.2, 1.3.2</w:t>
             </w:r>
           </w:p>
         </w:tc>
         <w:tc>
           <w:tcPr>
-            <w:tcW w:w="2414" w:type="dxa"/>
-            <w:shd w:val="clear" w:color="auto" w:fill="D9D9D9" w:themeFill="background1" w:themeFillShade="D9"/>
-          </w:tcPr>
-          <w:p>
+            <w:tcW w:w="2343" w:type="dxa"/>
+            <w:shd w:val="clear" w:color="auto" w:fill="D9D9D9" w:themeFill="background1" w:themeFillShade="D9"/>
+          </w:tcPr>
+          <w:p>
+            <w:pPr>
+              <w:rPr>
+                <w:rFonts w:ascii="Arial" w:hAnsi="Arial" w:cs="Arial"/>
+                <w:sz w:val="22"/>
+                <w:szCs w:val="22"/>
+              </w:rPr>
+            </w:pPr>
             <w:proofErr w:type="spellStart"/>
             <w:r>
+              <w:rPr>
+                <w:rFonts w:ascii="Arial" w:hAnsi="Arial" w:cs="Arial"/>
+                <w:sz w:val="22"/>
+                <w:szCs w:val="22"/>
+              </w:rPr>
               <w:t>StudentProfile</w:t>
             </w:r>
             <w:proofErr w:type="spellEnd"/>
@@ -1275,7 +1487,7 @@
         </w:trPr>
         <w:tc>
           <w:tcPr>
-            <w:tcW w:w="976" w:type="dxa"/>
+            <w:tcW w:w="990" w:type="dxa"/>
             <w:shd w:val="clear" w:color="auto" w:fill="FFFFFF" w:themeFill="background1"/>
           </w:tcPr>
           <w:p>
@@ -1302,7 +1514,7 @@
         </w:tc>
         <w:tc>
           <w:tcPr>
-            <w:tcW w:w="2794" w:type="dxa"/>
+            <w:tcW w:w="2846" w:type="dxa"/>
             <w:shd w:val="clear" w:color="auto" w:fill="FFFFFF" w:themeFill="background1"/>
           </w:tcPr>
           <w:p>
@@ -1327,7 +1539,7 @@
         </w:tc>
         <w:tc>
           <w:tcPr>
-            <w:tcW w:w="880" w:type="dxa"/>
+            <w:tcW w:w="894" w:type="dxa"/>
             <w:shd w:val="clear" w:color="auto" w:fill="FFFFFF" w:themeFill="background1"/>
           </w:tcPr>
           <w:p>
@@ -1350,7 +1562,7 @@
         </w:tc>
         <w:tc>
           <w:tcPr>
-            <w:tcW w:w="1408" w:type="dxa"/>
+            <w:tcW w:w="1432" w:type="dxa"/>
             <w:shd w:val="clear" w:color="auto" w:fill="FFFFFF" w:themeFill="background1"/>
           </w:tcPr>
           <w:p>
@@ -1373,23 +1585,47 @@
         </w:tc>
         <w:tc>
           <w:tcPr>
-            <w:tcW w:w="878" w:type="dxa"/>
-            <w:shd w:val="clear" w:color="auto" w:fill="FFFFFF" w:themeFill="background1"/>
-          </w:tcPr>
-          <w:p>
-            <w:r>
+            <w:tcW w:w="845" w:type="dxa"/>
+            <w:shd w:val="clear" w:color="auto" w:fill="FFFFFF" w:themeFill="background1"/>
+          </w:tcPr>
+          <w:p>
+            <w:pPr>
+              <w:rPr>
+                <w:rFonts w:ascii="Arial" w:hAnsi="Arial" w:cs="Arial"/>
+                <w:sz w:val="22"/>
+                <w:szCs w:val="22"/>
+              </w:rPr>
+            </w:pPr>
+            <w:r>
+              <w:rPr>
+                <w:rFonts w:ascii="Arial" w:hAnsi="Arial" w:cs="Arial"/>
+                <w:sz w:val="22"/>
+                <w:szCs w:val="22"/>
+              </w:rPr>
               <w:t>3.1.2, 1.3.2</w:t>
             </w:r>
           </w:p>
         </w:tc>
         <w:tc>
           <w:tcPr>
-            <w:tcW w:w="2414" w:type="dxa"/>
-            <w:shd w:val="clear" w:color="auto" w:fill="FFFFFF" w:themeFill="background1"/>
-          </w:tcPr>
-          <w:p>
+            <w:tcW w:w="2343" w:type="dxa"/>
+            <w:shd w:val="clear" w:color="auto" w:fill="FFFFFF" w:themeFill="background1"/>
+          </w:tcPr>
+          <w:p>
+            <w:pPr>
+              <w:rPr>
+                <w:rFonts w:ascii="Arial" w:hAnsi="Arial" w:cs="Arial"/>
+                <w:sz w:val="22"/>
+                <w:szCs w:val="22"/>
+              </w:rPr>
+            </w:pPr>
             <w:proofErr w:type="spellStart"/>
             <w:r>
+              <w:rPr>
+                <w:rFonts w:ascii="Arial" w:hAnsi="Arial" w:cs="Arial"/>
+                <w:sz w:val="22"/>
+                <w:szCs w:val="22"/>
+              </w:rPr>
               <w:t>StudentProfile</w:t>
             </w:r>
             <w:proofErr w:type="spellEnd"/>
@@ -1403,7 +1639,7 @@
         </w:trPr>
         <w:tc>
           <w:tcPr>
-            <w:tcW w:w="976" w:type="dxa"/>
+            <w:tcW w:w="990" w:type="dxa"/>
             <w:shd w:val="clear" w:color="auto" w:fill="D9D9D9" w:themeFill="background1" w:themeFillShade="D9"/>
           </w:tcPr>
           <w:p>
@@ -1430,7 +1666,7 @@
         </w:tc>
         <w:tc>
           <w:tcPr>
-            <w:tcW w:w="2794" w:type="dxa"/>
+            <w:tcW w:w="2846" w:type="dxa"/>
             <w:shd w:val="clear" w:color="auto" w:fill="D9D9D9" w:themeFill="background1" w:themeFillShade="D9"/>
           </w:tcPr>
           <w:p>
@@ -1453,7 +1689,7 @@
         </w:tc>
         <w:tc>
           <w:tcPr>
-            <w:tcW w:w="880" w:type="dxa"/>
+            <w:tcW w:w="894" w:type="dxa"/>
             <w:shd w:val="clear" w:color="auto" w:fill="D9D9D9" w:themeFill="background1" w:themeFillShade="D9"/>
           </w:tcPr>
           <w:p>
@@ -1476,7 +1712,7 @@
         </w:tc>
         <w:tc>
           <w:tcPr>
-            <w:tcW w:w="1408" w:type="dxa"/>
+            <w:tcW w:w="1432" w:type="dxa"/>
             <w:shd w:val="clear" w:color="auto" w:fill="D9D9D9" w:themeFill="background1" w:themeFillShade="D9"/>
           </w:tcPr>
           <w:p>
@@ -1499,23 +1735,47 @@
         </w:tc>
         <w:tc>
           <w:tcPr>
-            <w:tcW w:w="878" w:type="dxa"/>
-            <w:shd w:val="clear" w:color="auto" w:fill="D9D9D9" w:themeFill="background1" w:themeFillShade="D9"/>
-          </w:tcPr>
-          <w:p>
-            <w:r>
+            <w:tcW w:w="845" w:type="dxa"/>
+            <w:shd w:val="clear" w:color="auto" w:fill="D9D9D9" w:themeFill="background1" w:themeFillShade="D9"/>
+          </w:tcPr>
+          <w:p>
+            <w:pPr>
+              <w:rPr>
+                <w:rFonts w:ascii="Arial" w:hAnsi="Arial" w:cs="Arial"/>
+                <w:sz w:val="22"/>
+                <w:szCs w:val="22"/>
+              </w:rPr>
+            </w:pPr>
+            <w:r>
+              <w:rPr>
+                <w:rFonts w:ascii="Arial" w:hAnsi="Arial" w:cs="Arial"/>
+                <w:sz w:val="22"/>
+                <w:szCs w:val="22"/>
+              </w:rPr>
               <w:t>3.1.2, 1.3.2</w:t>
             </w:r>
           </w:p>
         </w:tc>
         <w:tc>
           <w:tcPr>
-            <w:tcW w:w="2414" w:type="dxa"/>
-            <w:shd w:val="clear" w:color="auto" w:fill="D9D9D9" w:themeFill="background1" w:themeFillShade="D9"/>
-          </w:tcPr>
-          <w:p>
+            <w:tcW w:w="2343" w:type="dxa"/>
+            <w:shd w:val="clear" w:color="auto" w:fill="D9D9D9" w:themeFill="background1" w:themeFillShade="D9"/>
+          </w:tcPr>
+          <w:p>
+            <w:pPr>
+              <w:rPr>
+                <w:rFonts w:ascii="Arial" w:hAnsi="Arial" w:cs="Arial"/>
+                <w:sz w:val="22"/>
+                <w:szCs w:val="22"/>
+              </w:rPr>
+            </w:pPr>
             <w:proofErr w:type="spellStart"/>
             <w:r>
+              <w:rPr>
+                <w:rFonts w:ascii="Arial" w:hAnsi="Arial" w:cs="Arial"/>
+                <w:sz w:val="22"/>
+                <w:szCs w:val="22"/>
+              </w:rPr>
               <w:t>StudentProfile</w:t>
             </w:r>
             <w:proofErr w:type="spellEnd"/>
@@ -1529,7 +1789,7 @@
         </w:trPr>
         <w:tc>
           <w:tcPr>
-            <w:tcW w:w="976" w:type="dxa"/>
+            <w:tcW w:w="990" w:type="dxa"/>
             <w:shd w:val="clear" w:color="auto" w:fill="FFFFFF" w:themeFill="background1"/>
           </w:tcPr>
           <w:p>
@@ -1556,7 +1816,7 @@
         </w:tc>
         <w:tc>
           <w:tcPr>
-            <w:tcW w:w="2794" w:type="dxa"/>
+            <w:tcW w:w="2846" w:type="dxa"/>
             <w:shd w:val="clear" w:color="auto" w:fill="FFFFFF" w:themeFill="background1"/>
           </w:tcPr>
           <w:p>
@@ -1581,7 +1841,7 @@
         </w:tc>
         <w:tc>
           <w:tcPr>
-            <w:tcW w:w="880" w:type="dxa"/>
+            <w:tcW w:w="894" w:type="dxa"/>
             <w:shd w:val="clear" w:color="auto" w:fill="FFFFFF" w:themeFill="background1"/>
           </w:tcPr>
           <w:p>
@@ -1604,7 +1864,7 @@
         </w:tc>
         <w:tc>
           <w:tcPr>
-            <w:tcW w:w="1408" w:type="dxa"/>
+            <w:tcW w:w="1432" w:type="dxa"/>
             <w:shd w:val="clear" w:color="auto" w:fill="FFFFFF" w:themeFill="background1"/>
           </w:tcPr>
           <w:p>
@@ -1627,23 +1887,47 @@
         </w:tc>
         <w:tc>
           <w:tcPr>
-            <w:tcW w:w="878" w:type="dxa"/>
-            <w:shd w:val="clear" w:color="auto" w:fill="FFFFFF" w:themeFill="background1"/>
-          </w:tcPr>
-          <w:p>
-            <w:r>
+            <w:tcW w:w="845" w:type="dxa"/>
+            <w:shd w:val="clear" w:color="auto" w:fill="FFFFFF" w:themeFill="background1"/>
+          </w:tcPr>
+          <w:p>
+            <w:pPr>
+              <w:rPr>
+                <w:rFonts w:ascii="Arial" w:hAnsi="Arial" w:cs="Arial"/>
+                <w:sz w:val="22"/>
+                <w:szCs w:val="22"/>
+              </w:rPr>
+            </w:pPr>
+            <w:r>
+              <w:rPr>
+                <w:rFonts w:ascii="Arial" w:hAnsi="Arial" w:cs="Arial"/>
+                <w:sz w:val="22"/>
+                <w:szCs w:val="22"/>
+              </w:rPr>
               <w:t>3.1.2, 1.3.2</w:t>
             </w:r>
           </w:p>
         </w:tc>
         <w:tc>
           <w:tcPr>
-            <w:tcW w:w="2414" w:type="dxa"/>
-            <w:shd w:val="clear" w:color="auto" w:fill="FFFFFF" w:themeFill="background1"/>
-          </w:tcPr>
-          <w:p>
+            <w:tcW w:w="2343" w:type="dxa"/>
+            <w:shd w:val="clear" w:color="auto" w:fill="FFFFFF" w:themeFill="background1"/>
+          </w:tcPr>
+          <w:p>
+            <w:pPr>
+              <w:rPr>
+                <w:rFonts w:ascii="Arial" w:hAnsi="Arial" w:cs="Arial"/>
+                <w:sz w:val="22"/>
+                <w:szCs w:val="22"/>
+              </w:rPr>
+            </w:pPr>
             <w:proofErr w:type="spellStart"/>
             <w:r>
+              <w:rPr>
+                <w:rFonts w:ascii="Arial" w:hAnsi="Arial" w:cs="Arial"/>
+                <w:sz w:val="22"/>
+                <w:szCs w:val="22"/>
+              </w:rPr>
               <w:t>StudentProfile</w:t>
             </w:r>
             <w:proofErr w:type="spellEnd"/>
@@ -1657,7 +1941,7 @@
         </w:trPr>
         <w:tc>
           <w:tcPr>
-            <w:tcW w:w="976" w:type="dxa"/>
+            <w:tcW w:w="990" w:type="dxa"/>
             <w:shd w:val="clear" w:color="auto" w:fill="D9D9D9" w:themeFill="background1" w:themeFillShade="D9"/>
           </w:tcPr>
           <w:p>
@@ -1684,7 +1968,7 @@
         </w:tc>
         <w:tc>
           <w:tcPr>
-            <w:tcW w:w="2794" w:type="dxa"/>
+            <w:tcW w:w="2846" w:type="dxa"/>
             <w:shd w:val="clear" w:color="auto" w:fill="D9D9D9" w:themeFill="background1" w:themeFillShade="D9"/>
           </w:tcPr>
           <w:p>
@@ -1709,7 +1993,7 @@
         </w:tc>
         <w:tc>
           <w:tcPr>
-            <w:tcW w:w="880" w:type="dxa"/>
+            <w:tcW w:w="894" w:type="dxa"/>
             <w:shd w:val="clear" w:color="auto" w:fill="D9D9D9" w:themeFill="background1" w:themeFillShade="D9"/>
           </w:tcPr>
           <w:p>
@@ -1732,80 +2016,108 @@
         </w:tc>
         <w:tc>
           <w:tcPr>
-            <w:tcW w:w="1408" w:type="dxa"/>
-            <w:shd w:val="clear" w:color="auto" w:fill="D9D9D9" w:themeFill="background1" w:themeFillShade="D9"/>
-          </w:tcPr>
-          <w:p>
-            <w:pPr>
-              <w:rPr>
-                <w:rFonts w:ascii="Arial" w:hAnsi="Arial" w:cs="Arial"/>
-                <w:sz w:val="22"/>
-                <w:szCs w:val="22"/>
-              </w:rPr>
-            </w:pPr>
-            <w:r>
-              <w:rPr>
-                <w:rFonts w:ascii="Arial" w:hAnsi="Arial" w:cs="Arial"/>
-                <w:sz w:val="22"/>
-                <w:szCs w:val="22"/>
-              </w:rPr>
-              <w:t xml:space="preserve">Represents and organizes the main profile information for a </w:t>
-            </w:r>
-            <w:r>
-              <w:rPr>
-                <w:rFonts w:ascii="Arial" w:hAnsi="Arial" w:cs="Arial"/>
-                <w:sz w:val="22"/>
-                <w:szCs w:val="22"/>
-              </w:rPr>
-              <w:t>company</w:t>
-            </w:r>
-            <w:r>
-              <w:rPr>
-                <w:rFonts w:ascii="Arial" w:hAnsi="Arial" w:cs="Arial"/>
-                <w:sz w:val="22"/>
-                <w:szCs w:val="22"/>
-              </w:rPr>
-              <w:t>.</w:t>
-            </w:r>
-          </w:p>
-        </w:tc>
-        <w:tc>
-          <w:tcPr>
-            <w:tcW w:w="878" w:type="dxa"/>
-            <w:shd w:val="clear" w:color="auto" w:fill="D9D9D9" w:themeFill="background1" w:themeFillShade="D9"/>
-          </w:tcPr>
-          <w:p>
-            <w:r>
+            <w:tcW w:w="1432" w:type="dxa"/>
+            <w:shd w:val="clear" w:color="auto" w:fill="D9D9D9" w:themeFill="background1" w:themeFillShade="D9"/>
+          </w:tcPr>
+          <w:p>
+            <w:pPr>
+              <w:rPr>
+                <w:rFonts w:ascii="Arial" w:hAnsi="Arial" w:cs="Arial"/>
+                <w:sz w:val="22"/>
+                <w:szCs w:val="22"/>
+              </w:rPr>
+            </w:pPr>
+            <w:r>
+              <w:rPr>
+                <w:rFonts w:ascii="Arial" w:hAnsi="Arial" w:cs="Arial"/>
+                <w:sz w:val="22"/>
+                <w:szCs w:val="22"/>
+              </w:rPr>
+              <w:t>Represents and organizes the main profile information for a company.</w:t>
+            </w:r>
+          </w:p>
+        </w:tc>
+        <w:tc>
+          <w:tcPr>
+            <w:tcW w:w="845" w:type="dxa"/>
+            <w:shd w:val="clear" w:color="auto" w:fill="D9D9D9" w:themeFill="background1" w:themeFillShade="D9"/>
+          </w:tcPr>
+          <w:p>
+            <w:pPr>
+              <w:rPr>
+                <w:rFonts w:ascii="Arial" w:hAnsi="Arial" w:cs="Arial"/>
+                <w:sz w:val="22"/>
+                <w:szCs w:val="22"/>
+              </w:rPr>
+            </w:pPr>
+            <w:r>
+              <w:rPr>
+                <w:rFonts w:ascii="Arial" w:hAnsi="Arial" w:cs="Arial"/>
+                <w:sz w:val="22"/>
+                <w:szCs w:val="22"/>
+              </w:rPr>
               <w:t>2.1.3.1, 2.1.2, 2.1.3.2</w:t>
             </w:r>
           </w:p>
         </w:tc>
         <w:tc>
           <w:tcPr>
-            <w:tcW w:w="2414" w:type="dxa"/>
-            <w:shd w:val="clear" w:color="auto" w:fill="D9D9D9" w:themeFill="background1" w:themeFillShade="D9"/>
-          </w:tcPr>
-          <w:p>
+            <w:tcW w:w="2343" w:type="dxa"/>
+            <w:shd w:val="clear" w:color="auto" w:fill="D9D9D9" w:themeFill="background1" w:themeFillShade="D9"/>
+          </w:tcPr>
+          <w:p>
+            <w:pPr>
+              <w:rPr>
+                <w:rFonts w:ascii="Arial" w:hAnsi="Arial" w:cs="Arial"/>
+                <w:sz w:val="22"/>
+                <w:szCs w:val="22"/>
+              </w:rPr>
+            </w:pPr>
             <w:proofErr w:type="spellStart"/>
             <w:proofErr w:type="gramStart"/>
             <w:r>
+              <w:rPr>
+                <w:rFonts w:ascii="Arial" w:hAnsi="Arial" w:cs="Arial"/>
+                <w:sz w:val="22"/>
+                <w:szCs w:val="22"/>
+              </w:rPr>
               <w:t>CompanyProfile</w:t>
             </w:r>
             <w:proofErr w:type="spellEnd"/>
             <w:proofErr w:type="gramEnd"/>
             <w:r>
+              <w:rPr>
+                <w:rFonts w:ascii="Arial" w:hAnsi="Arial" w:cs="Arial"/>
+                <w:sz w:val="22"/>
+                <w:szCs w:val="22"/>
+              </w:rPr>
               <w:t xml:space="preserve">, </w:t>
             </w:r>
             <w:proofErr w:type="spellStart"/>
             <w:r>
+              <w:rPr>
+                <w:rFonts w:ascii="Arial" w:hAnsi="Arial" w:cs="Arial"/>
+                <w:sz w:val="22"/>
+                <w:szCs w:val="22"/>
+              </w:rPr>
               <w:t>CompanyLocation</w:t>
             </w:r>
             <w:proofErr w:type="spellEnd"/>
             <w:r>
+              <w:rPr>
+                <w:rFonts w:ascii="Arial" w:hAnsi="Arial" w:cs="Arial"/>
+                <w:sz w:val="22"/>
+                <w:szCs w:val="22"/>
+              </w:rPr>
               <w:t xml:space="preserve">, </w:t>
             </w:r>
             <w:proofErr w:type="spellStart"/>
             <w:r>
+              <w:rPr>
+                <w:rFonts w:ascii="Arial" w:hAnsi="Arial" w:cs="Arial"/>
+                <w:sz w:val="22"/>
+                <w:szCs w:val="22"/>
+              </w:rPr>
               <w:t>JobInterestForm</w:t>
             </w:r>
             <w:proofErr w:type="spellEnd"/>
@@ -1819,7 +2131,7 @@
         </w:trPr>
         <w:tc>
           <w:tcPr>
-            <w:tcW w:w="976" w:type="dxa"/>
+            <w:tcW w:w="990" w:type="dxa"/>
             <w:shd w:val="clear" w:color="auto" w:fill="FFFFFF" w:themeFill="background1"/>
           </w:tcPr>
           <w:p>
@@ -1847,7 +2159,7 @@
         </w:tc>
         <w:tc>
           <w:tcPr>
-            <w:tcW w:w="2794" w:type="dxa"/>
+            <w:tcW w:w="2846" w:type="dxa"/>
             <w:shd w:val="clear" w:color="auto" w:fill="FFFFFF" w:themeFill="background1"/>
           </w:tcPr>
           <w:p>
@@ -1872,7 +2184,7 @@
         </w:tc>
         <w:tc>
           <w:tcPr>
-            <w:tcW w:w="880" w:type="dxa"/>
+            <w:tcW w:w="894" w:type="dxa"/>
             <w:shd w:val="clear" w:color="auto" w:fill="FFFFFF" w:themeFill="background1"/>
           </w:tcPr>
           <w:p>
@@ -1895,7 +2207,7 @@
         </w:tc>
         <w:tc>
           <w:tcPr>
-            <w:tcW w:w="1408" w:type="dxa"/>
+            <w:tcW w:w="1432" w:type="dxa"/>
             <w:shd w:val="clear" w:color="auto" w:fill="FFFFFF" w:themeFill="background1"/>
           </w:tcPr>
           <w:p>
@@ -1918,31 +2230,65 @@
         </w:tc>
         <w:tc>
           <w:tcPr>
-            <w:tcW w:w="878" w:type="dxa"/>
-            <w:shd w:val="clear" w:color="auto" w:fill="FFFFFF" w:themeFill="background1"/>
-          </w:tcPr>
-          <w:p>
-            <w:r>
+            <w:tcW w:w="845" w:type="dxa"/>
+            <w:shd w:val="clear" w:color="auto" w:fill="FFFFFF" w:themeFill="background1"/>
+          </w:tcPr>
+          <w:p>
+            <w:pPr>
+              <w:rPr>
+                <w:rFonts w:ascii="Arial" w:hAnsi="Arial" w:cs="Arial"/>
+                <w:sz w:val="22"/>
+                <w:szCs w:val="22"/>
+              </w:rPr>
+            </w:pPr>
+            <w:r>
+              <w:rPr>
+                <w:rFonts w:ascii="Arial" w:hAnsi="Arial" w:cs="Arial"/>
+                <w:sz w:val="22"/>
+                <w:szCs w:val="22"/>
+              </w:rPr>
               <w:t>2.1.3.3, 2.1.3.4, 2.1.3.5, 2.1.3.6</w:t>
             </w:r>
           </w:p>
         </w:tc>
         <w:tc>
           <w:tcPr>
-            <w:tcW w:w="2414" w:type="dxa"/>
-            <w:shd w:val="clear" w:color="auto" w:fill="FFFFFF" w:themeFill="background1"/>
-          </w:tcPr>
-          <w:p>
+            <w:tcW w:w="2343" w:type="dxa"/>
+            <w:shd w:val="clear" w:color="auto" w:fill="FFFFFF" w:themeFill="background1"/>
+          </w:tcPr>
+          <w:p>
+            <w:pPr>
+              <w:rPr>
+                <w:rFonts w:ascii="Arial" w:hAnsi="Arial" w:cs="Arial"/>
+                <w:sz w:val="22"/>
+                <w:szCs w:val="22"/>
+              </w:rPr>
+            </w:pPr>
             <w:proofErr w:type="spellStart"/>
             <w:r>
+              <w:rPr>
+                <w:rFonts w:ascii="Arial" w:hAnsi="Arial" w:cs="Arial"/>
+                <w:sz w:val="22"/>
+                <w:szCs w:val="22"/>
+              </w:rPr>
               <w:t>CompanyProfile</w:t>
             </w:r>
             <w:proofErr w:type="spellEnd"/>
             <w:r>
+              <w:rPr>
+                <w:rFonts w:ascii="Arial" w:hAnsi="Arial" w:cs="Arial"/>
+                <w:sz w:val="22"/>
+                <w:szCs w:val="22"/>
+              </w:rPr>
               <w:t xml:space="preserve">, </w:t>
             </w:r>
             <w:proofErr w:type="spellStart"/>
             <w:r>
+              <w:rPr>
+                <w:rFonts w:ascii="Arial" w:hAnsi="Arial" w:cs="Arial"/>
+                <w:sz w:val="22"/>
+                <w:szCs w:val="22"/>
+              </w:rPr>
               <w:t>PhysicalAddress</w:t>
             </w:r>
             <w:proofErr w:type="spellEnd"/>
@@ -1956,7 +2302,7 @@
         </w:trPr>
         <w:tc>
           <w:tcPr>
-            <w:tcW w:w="976" w:type="dxa"/>
+            <w:tcW w:w="990" w:type="dxa"/>
             <w:shd w:val="clear" w:color="auto" w:fill="D9D9D9" w:themeFill="background1" w:themeFillShade="D9"/>
           </w:tcPr>
           <w:p>
@@ -1983,7 +2329,7 @@
         </w:tc>
         <w:tc>
           <w:tcPr>
-            <w:tcW w:w="2794" w:type="dxa"/>
+            <w:tcW w:w="2846" w:type="dxa"/>
             <w:shd w:val="clear" w:color="auto" w:fill="D9D9D9" w:themeFill="background1" w:themeFillShade="D9"/>
           </w:tcPr>
           <w:p>
@@ -2008,7 +2354,7 @@
         </w:tc>
         <w:tc>
           <w:tcPr>
-            <w:tcW w:w="880" w:type="dxa"/>
+            <w:tcW w:w="894" w:type="dxa"/>
             <w:shd w:val="clear" w:color="auto" w:fill="D9D9D9" w:themeFill="background1" w:themeFillShade="D9"/>
           </w:tcPr>
           <w:p>
@@ -2031,7 +2377,7 @@
         </w:tc>
         <w:tc>
           <w:tcPr>
-            <w:tcW w:w="1408" w:type="dxa"/>
+            <w:tcW w:w="1432" w:type="dxa"/>
             <w:shd w:val="clear" w:color="auto" w:fill="D9D9D9" w:themeFill="background1" w:themeFillShade="D9"/>
           </w:tcPr>
           <w:p>
@@ -2072,23 +2418,47 @@
         </w:tc>
         <w:tc>
           <w:tcPr>
-            <w:tcW w:w="878" w:type="dxa"/>
-            <w:shd w:val="clear" w:color="auto" w:fill="D9D9D9" w:themeFill="background1" w:themeFillShade="D9"/>
-          </w:tcPr>
-          <w:p>
-            <w:r>
+            <w:tcW w:w="845" w:type="dxa"/>
+            <w:shd w:val="clear" w:color="auto" w:fill="D9D9D9" w:themeFill="background1" w:themeFillShade="D9"/>
+          </w:tcPr>
+          <w:p>
+            <w:pPr>
+              <w:rPr>
+                <w:rFonts w:ascii="Arial" w:hAnsi="Arial" w:cs="Arial"/>
+                <w:sz w:val="22"/>
+                <w:szCs w:val="22"/>
+              </w:rPr>
+            </w:pPr>
+            <w:r>
+              <w:rPr>
+                <w:rFonts w:ascii="Arial" w:hAnsi="Arial" w:cs="Arial"/>
+                <w:sz w:val="22"/>
+                <w:szCs w:val="22"/>
+              </w:rPr>
               <w:t>2.1.3.5, 2.1.3.7</w:t>
             </w:r>
           </w:p>
         </w:tc>
         <w:tc>
           <w:tcPr>
-            <w:tcW w:w="2414" w:type="dxa"/>
-            <w:shd w:val="clear" w:color="auto" w:fill="D9D9D9" w:themeFill="background1" w:themeFillShade="D9"/>
-          </w:tcPr>
-          <w:p>
+            <w:tcW w:w="2343" w:type="dxa"/>
+            <w:shd w:val="clear" w:color="auto" w:fill="D9D9D9" w:themeFill="background1" w:themeFillShade="D9"/>
+          </w:tcPr>
+          <w:p>
+            <w:pPr>
+              <w:rPr>
+                <w:rFonts w:ascii="Arial" w:hAnsi="Arial" w:cs="Arial"/>
+                <w:sz w:val="22"/>
+                <w:szCs w:val="22"/>
+              </w:rPr>
+            </w:pPr>
             <w:proofErr w:type="spellStart"/>
             <w:r>
+              <w:rPr>
+                <w:rFonts w:ascii="Arial" w:hAnsi="Arial" w:cs="Arial"/>
+                <w:sz w:val="22"/>
+                <w:szCs w:val="22"/>
+              </w:rPr>
               <w:t>CompanyLocation</w:t>
             </w:r>
             <w:proofErr w:type="spellEnd"/>
@@ -2102,7 +2472,7 @@
         </w:trPr>
         <w:tc>
           <w:tcPr>
-            <w:tcW w:w="976" w:type="dxa"/>
+            <w:tcW w:w="990" w:type="dxa"/>
             <w:shd w:val="clear" w:color="auto" w:fill="FFFFFF" w:themeFill="background1"/>
           </w:tcPr>
           <w:p>
@@ -2129,7 +2499,7 @@
         </w:tc>
         <w:tc>
           <w:tcPr>
-            <w:tcW w:w="2794" w:type="dxa"/>
+            <w:tcW w:w="2846" w:type="dxa"/>
             <w:shd w:val="clear" w:color="auto" w:fill="FFFFFF" w:themeFill="background1"/>
           </w:tcPr>
           <w:p>
@@ -2154,7 +2524,7 @@
         </w:tc>
         <w:tc>
           <w:tcPr>
-            <w:tcW w:w="880" w:type="dxa"/>
+            <w:tcW w:w="894" w:type="dxa"/>
             <w:shd w:val="clear" w:color="auto" w:fill="FFFFFF" w:themeFill="background1"/>
           </w:tcPr>
           <w:p>
@@ -2177,7 +2547,7 @@
         </w:tc>
         <w:tc>
           <w:tcPr>
-            <w:tcW w:w="1408" w:type="dxa"/>
+            <w:tcW w:w="1432" w:type="dxa"/>
             <w:shd w:val="clear" w:color="auto" w:fill="FFFFFF" w:themeFill="background1"/>
           </w:tcPr>
           <w:p>
@@ -2200,37 +2570,76 @@
         </w:tc>
         <w:tc>
           <w:tcPr>
-            <w:tcW w:w="878" w:type="dxa"/>
-            <w:shd w:val="clear" w:color="auto" w:fill="FFFFFF" w:themeFill="background1"/>
-          </w:tcPr>
-          <w:p>
-            <w:r>
+            <w:tcW w:w="845" w:type="dxa"/>
+            <w:shd w:val="clear" w:color="auto" w:fill="FFFFFF" w:themeFill="background1"/>
+          </w:tcPr>
+          <w:p>
+            <w:pPr>
+              <w:rPr>
+                <w:rFonts w:ascii="Arial" w:hAnsi="Arial" w:cs="Arial"/>
+                <w:sz w:val="22"/>
+                <w:szCs w:val="22"/>
+              </w:rPr>
+            </w:pPr>
+            <w:r>
+              <w:rPr>
+                <w:rFonts w:ascii="Arial" w:hAnsi="Arial" w:cs="Arial"/>
+                <w:sz w:val="22"/>
+                <w:szCs w:val="22"/>
+              </w:rPr>
               <w:t>2.1.2</w:t>
             </w:r>
           </w:p>
         </w:tc>
         <w:tc>
           <w:tcPr>
-            <w:tcW w:w="2414" w:type="dxa"/>
-            <w:shd w:val="clear" w:color="auto" w:fill="FFFFFF" w:themeFill="background1"/>
-          </w:tcPr>
-          <w:p>
+            <w:tcW w:w="2343" w:type="dxa"/>
+            <w:shd w:val="clear" w:color="auto" w:fill="FFFFFF" w:themeFill="background1"/>
+          </w:tcPr>
+          <w:p>
+            <w:pPr>
+              <w:rPr>
+                <w:rFonts w:ascii="Arial" w:hAnsi="Arial" w:cs="Arial"/>
+                <w:sz w:val="22"/>
+                <w:szCs w:val="22"/>
+              </w:rPr>
+            </w:pPr>
             <w:proofErr w:type="spellStart"/>
             <w:proofErr w:type="gramStart"/>
             <w:r>
+              <w:rPr>
+                <w:rFonts w:ascii="Arial" w:hAnsi="Arial" w:cs="Arial"/>
+                <w:sz w:val="22"/>
+                <w:szCs w:val="22"/>
+              </w:rPr>
               <w:t>CompanyProfile</w:t>
             </w:r>
             <w:proofErr w:type="spellEnd"/>
             <w:proofErr w:type="gramEnd"/>
             <w:r>
+              <w:rPr>
+                <w:rFonts w:ascii="Arial" w:hAnsi="Arial" w:cs="Arial"/>
+                <w:sz w:val="22"/>
+                <w:szCs w:val="22"/>
+              </w:rPr>
               <w:t xml:space="preserve">, </w:t>
             </w:r>
             <w:proofErr w:type="spellStart"/>
             <w:r>
+              <w:rPr>
+                <w:rFonts w:ascii="Arial" w:hAnsi="Arial" w:cs="Arial"/>
+                <w:sz w:val="22"/>
+                <w:szCs w:val="22"/>
+              </w:rPr>
               <w:t>StudentUser</w:t>
             </w:r>
             <w:proofErr w:type="spellEnd"/>
             <w:r>
+              <w:rPr>
+                <w:rFonts w:ascii="Arial" w:hAnsi="Arial" w:cs="Arial"/>
+                <w:sz w:val="22"/>
+                <w:szCs w:val="22"/>
+              </w:rPr>
               <w:t>, Qualification</w:t>
             </w:r>
           </w:p>
@@ -2243,7 +2652,7 @@
         </w:trPr>
         <w:tc>
           <w:tcPr>
-            <w:tcW w:w="976" w:type="dxa"/>
+            <w:tcW w:w="990" w:type="dxa"/>
             <w:shd w:val="clear" w:color="auto" w:fill="D9D9D9" w:themeFill="background1" w:themeFillShade="D9"/>
           </w:tcPr>
           <w:p>
@@ -2270,7 +2679,7 @@
         </w:tc>
         <w:tc>
           <w:tcPr>
-            <w:tcW w:w="2794" w:type="dxa"/>
+            <w:tcW w:w="2846" w:type="dxa"/>
             <w:shd w:val="clear" w:color="auto" w:fill="D9D9D9" w:themeFill="background1" w:themeFillShade="D9"/>
           </w:tcPr>
           <w:p>
@@ -2293,7 +2702,7 @@
         </w:tc>
         <w:tc>
           <w:tcPr>
-            <w:tcW w:w="880" w:type="dxa"/>
+            <w:tcW w:w="894" w:type="dxa"/>
             <w:shd w:val="clear" w:color="auto" w:fill="D9D9D9" w:themeFill="background1" w:themeFillShade="D9"/>
           </w:tcPr>
           <w:p>
@@ -2316,7 +2725,7 @@
         </w:tc>
         <w:tc>
           <w:tcPr>
-            <w:tcW w:w="1408" w:type="dxa"/>
+            <w:tcW w:w="1432" w:type="dxa"/>
             <w:shd w:val="clear" w:color="auto" w:fill="D9D9D9" w:themeFill="background1" w:themeFillShade="D9"/>
           </w:tcPr>
           <w:p>
@@ -2339,31 +2748,65 @@
         </w:tc>
         <w:tc>
           <w:tcPr>
-            <w:tcW w:w="878" w:type="dxa"/>
-            <w:shd w:val="clear" w:color="auto" w:fill="D9D9D9" w:themeFill="background1" w:themeFillShade="D9"/>
-          </w:tcPr>
-          <w:p>
-            <w:r>
+            <w:tcW w:w="845" w:type="dxa"/>
+            <w:shd w:val="clear" w:color="auto" w:fill="D9D9D9" w:themeFill="background1" w:themeFillShade="D9"/>
+          </w:tcPr>
+          <w:p>
+            <w:pPr>
+              <w:rPr>
+                <w:rFonts w:ascii="Arial" w:hAnsi="Arial" w:cs="Arial"/>
+                <w:sz w:val="22"/>
+                <w:szCs w:val="22"/>
+              </w:rPr>
+            </w:pPr>
+            <w:r>
+              <w:rPr>
+                <w:rFonts w:ascii="Arial" w:hAnsi="Arial" w:cs="Arial"/>
+                <w:sz w:val="22"/>
+                <w:szCs w:val="22"/>
+              </w:rPr>
               <w:t>2.1.2</w:t>
             </w:r>
           </w:p>
         </w:tc>
         <w:tc>
           <w:tcPr>
-            <w:tcW w:w="2414" w:type="dxa"/>
-            <w:shd w:val="clear" w:color="auto" w:fill="D9D9D9" w:themeFill="background1" w:themeFillShade="D9"/>
-          </w:tcPr>
-          <w:p>
+            <w:tcW w:w="2343" w:type="dxa"/>
+            <w:shd w:val="clear" w:color="auto" w:fill="D9D9D9" w:themeFill="background1" w:themeFillShade="D9"/>
+          </w:tcPr>
+          <w:p>
+            <w:pPr>
+              <w:rPr>
+                <w:rFonts w:ascii="Arial" w:hAnsi="Arial" w:cs="Arial"/>
+                <w:sz w:val="22"/>
+                <w:szCs w:val="22"/>
+              </w:rPr>
+            </w:pPr>
             <w:proofErr w:type="spellStart"/>
             <w:r>
+              <w:rPr>
+                <w:rFonts w:ascii="Arial" w:hAnsi="Arial" w:cs="Arial"/>
+                <w:sz w:val="22"/>
+                <w:szCs w:val="22"/>
+              </w:rPr>
               <w:t>JobInterestForm</w:t>
             </w:r>
             <w:proofErr w:type="spellEnd"/>
             <w:r>
+              <w:rPr>
+                <w:rFonts w:ascii="Arial" w:hAnsi="Arial" w:cs="Arial"/>
+                <w:sz w:val="22"/>
+                <w:szCs w:val="22"/>
+              </w:rPr>
               <w:t xml:space="preserve">, </w:t>
             </w:r>
             <w:proofErr w:type="spellStart"/>
             <w:r>
+              <w:rPr>
+                <w:rFonts w:ascii="Arial" w:hAnsi="Arial" w:cs="Arial"/>
+                <w:sz w:val="22"/>
+                <w:szCs w:val="22"/>
+              </w:rPr>
               <w:t>StudentUser</w:t>
             </w:r>
             <w:proofErr w:type="spellEnd"/>
@@ -2377,7 +2820,7 @@
         </w:trPr>
         <w:tc>
           <w:tcPr>
-            <w:tcW w:w="976" w:type="dxa"/>
+            <w:tcW w:w="990" w:type="dxa"/>
             <w:shd w:val="clear" w:color="auto" w:fill="D9D9D9" w:themeFill="background1" w:themeFillShade="D9"/>
           </w:tcPr>
           <w:p>
@@ -2404,7 +2847,7 @@
         </w:tc>
         <w:tc>
           <w:tcPr>
-            <w:tcW w:w="2794" w:type="dxa"/>
+            <w:tcW w:w="2846" w:type="dxa"/>
             <w:shd w:val="clear" w:color="auto" w:fill="D9D9D9" w:themeFill="background1" w:themeFillShade="D9"/>
           </w:tcPr>
           <w:p>
@@ -2429,7 +2872,7 @@
         </w:tc>
         <w:tc>
           <w:tcPr>
-            <w:tcW w:w="880" w:type="dxa"/>
+            <w:tcW w:w="894" w:type="dxa"/>
             <w:shd w:val="clear" w:color="auto" w:fill="D9D9D9" w:themeFill="background1" w:themeFillShade="D9"/>
           </w:tcPr>
           <w:p>
@@ -2452,7 +2895,7 @@
         </w:tc>
         <w:tc>
           <w:tcPr>
-            <w:tcW w:w="1408" w:type="dxa"/>
+            <w:tcW w:w="1432" w:type="dxa"/>
             <w:shd w:val="clear" w:color="auto" w:fill="D9D9D9" w:themeFill="background1" w:themeFillShade="D9"/>
           </w:tcPr>
           <w:p>
@@ -2475,31 +2918,65 @@
         </w:tc>
         <w:tc>
           <w:tcPr>
-            <w:tcW w:w="878" w:type="dxa"/>
-            <w:shd w:val="clear" w:color="auto" w:fill="D9D9D9" w:themeFill="background1" w:themeFillShade="D9"/>
-          </w:tcPr>
-          <w:p>
-            <w:r>
+            <w:tcW w:w="845" w:type="dxa"/>
+            <w:shd w:val="clear" w:color="auto" w:fill="D9D9D9" w:themeFill="background1" w:themeFillShade="D9"/>
+          </w:tcPr>
+          <w:p>
+            <w:pPr>
+              <w:rPr>
+                <w:rFonts w:ascii="Arial" w:hAnsi="Arial" w:cs="Arial"/>
+                <w:sz w:val="22"/>
+                <w:szCs w:val="22"/>
+              </w:rPr>
+            </w:pPr>
+            <w:r>
+              <w:rPr>
+                <w:rFonts w:ascii="Arial" w:hAnsi="Arial" w:cs="Arial"/>
+                <w:sz w:val="22"/>
+                <w:szCs w:val="22"/>
+              </w:rPr>
               <w:t>2.1.2</w:t>
             </w:r>
           </w:p>
         </w:tc>
         <w:tc>
           <w:tcPr>
-            <w:tcW w:w="2414" w:type="dxa"/>
-            <w:shd w:val="clear" w:color="auto" w:fill="D9D9D9" w:themeFill="background1" w:themeFillShade="D9"/>
-          </w:tcPr>
-          <w:p>
+            <w:tcW w:w="2343" w:type="dxa"/>
+            <w:shd w:val="clear" w:color="auto" w:fill="D9D9D9" w:themeFill="background1" w:themeFillShade="D9"/>
+          </w:tcPr>
+          <w:p>
+            <w:pPr>
+              <w:rPr>
+                <w:rFonts w:ascii="Arial" w:hAnsi="Arial" w:cs="Arial"/>
+                <w:sz w:val="22"/>
+                <w:szCs w:val="22"/>
+              </w:rPr>
+            </w:pPr>
             <w:proofErr w:type="spellStart"/>
             <w:r>
+              <w:rPr>
+                <w:rFonts w:ascii="Arial" w:hAnsi="Arial" w:cs="Arial"/>
+                <w:sz w:val="22"/>
+                <w:szCs w:val="22"/>
+              </w:rPr>
               <w:t>CompanyRepresentative</w:t>
             </w:r>
             <w:proofErr w:type="spellEnd"/>
             <w:r>
+              <w:rPr>
+                <w:rFonts w:ascii="Arial" w:hAnsi="Arial" w:cs="Arial"/>
+                <w:sz w:val="22"/>
+                <w:szCs w:val="22"/>
+              </w:rPr>
               <w:t xml:space="preserve">, </w:t>
             </w:r>
             <w:proofErr w:type="spellStart"/>
             <w:r>
+              <w:rPr>
+                <w:rFonts w:ascii="Arial" w:hAnsi="Arial" w:cs="Arial"/>
+                <w:sz w:val="22"/>
+                <w:szCs w:val="22"/>
+              </w:rPr>
               <w:t>StudentUser</w:t>
             </w:r>
             <w:proofErr w:type="spellEnd"/>
@@ -2513,7 +2990,7 @@
         </w:trPr>
         <w:tc>
           <w:tcPr>
-            <w:tcW w:w="976" w:type="dxa"/>
+            <w:tcW w:w="990" w:type="dxa"/>
             <w:shd w:val="clear" w:color="auto" w:fill="FFFFFF" w:themeFill="background1"/>
           </w:tcPr>
           <w:p>
@@ -2541,7 +3018,7 @@
         </w:tc>
         <w:tc>
           <w:tcPr>
-            <w:tcW w:w="2794" w:type="dxa"/>
+            <w:tcW w:w="2846" w:type="dxa"/>
             <w:shd w:val="clear" w:color="auto" w:fill="FFFFFF" w:themeFill="background1"/>
           </w:tcPr>
           <w:p>
@@ -2564,7 +3041,7 @@
         </w:tc>
         <w:tc>
           <w:tcPr>
-            <w:tcW w:w="880" w:type="dxa"/>
+            <w:tcW w:w="894" w:type="dxa"/>
             <w:shd w:val="clear" w:color="auto" w:fill="FFFFFF" w:themeFill="background1"/>
           </w:tcPr>
           <w:p>
@@ -2587,7 +3064,7 @@
         </w:tc>
         <w:tc>
           <w:tcPr>
-            <w:tcW w:w="1408" w:type="dxa"/>
+            <w:tcW w:w="1432" w:type="dxa"/>
             <w:shd w:val="clear" w:color="auto" w:fill="FFFFFF" w:themeFill="background1"/>
           </w:tcPr>
           <w:p>
@@ -2610,23 +3087,47 @@
         </w:tc>
         <w:tc>
           <w:tcPr>
-            <w:tcW w:w="878" w:type="dxa"/>
-            <w:shd w:val="clear" w:color="auto" w:fill="FFFFFF" w:themeFill="background1"/>
-          </w:tcPr>
-          <w:p>
-            <w:r>
+            <w:tcW w:w="845" w:type="dxa"/>
+            <w:shd w:val="clear" w:color="auto" w:fill="FFFFFF" w:themeFill="background1"/>
+          </w:tcPr>
+          <w:p>
+            <w:pPr>
+              <w:rPr>
+                <w:rFonts w:ascii="Arial" w:hAnsi="Arial" w:cs="Arial"/>
+                <w:sz w:val="22"/>
+                <w:szCs w:val="22"/>
+              </w:rPr>
+            </w:pPr>
+            <w:r>
+              <w:rPr>
+                <w:rFonts w:ascii="Arial" w:hAnsi="Arial" w:cs="Arial"/>
+                <w:sz w:val="22"/>
+                <w:szCs w:val="22"/>
+              </w:rPr>
               <w:t>3.1.3.1</w:t>
             </w:r>
           </w:p>
         </w:tc>
         <w:tc>
           <w:tcPr>
-            <w:tcW w:w="2414" w:type="dxa"/>
-            <w:shd w:val="clear" w:color="auto" w:fill="FFFFFF" w:themeFill="background1"/>
-          </w:tcPr>
-          <w:p>
+            <w:tcW w:w="2343" w:type="dxa"/>
+            <w:shd w:val="clear" w:color="auto" w:fill="FFFFFF" w:themeFill="background1"/>
+          </w:tcPr>
+          <w:p>
+            <w:pPr>
+              <w:rPr>
+                <w:rFonts w:ascii="Arial" w:hAnsi="Arial" w:cs="Arial"/>
+                <w:sz w:val="22"/>
+                <w:szCs w:val="22"/>
+              </w:rPr>
+            </w:pPr>
             <w:proofErr w:type="spellStart"/>
             <w:r>
+              <w:rPr>
+                <w:rFonts w:ascii="Arial" w:hAnsi="Arial" w:cs="Arial"/>
+                <w:sz w:val="22"/>
+                <w:szCs w:val="22"/>
+              </w:rPr>
               <w:t>StudentProfile</w:t>
             </w:r>
             <w:proofErr w:type="spellEnd"/>
@@ -2640,7 +3141,7 @@
         </w:trPr>
         <w:tc>
           <w:tcPr>
-            <w:tcW w:w="976" w:type="dxa"/>
+            <w:tcW w:w="990" w:type="dxa"/>
             <w:shd w:val="clear" w:color="auto" w:fill="D9D9D9" w:themeFill="background1" w:themeFillShade="D9"/>
           </w:tcPr>
           <w:p>
@@ -2667,7 +3168,7 @@
         </w:tc>
         <w:tc>
           <w:tcPr>
-            <w:tcW w:w="2794" w:type="dxa"/>
+            <w:tcW w:w="2846" w:type="dxa"/>
             <w:shd w:val="clear" w:color="auto" w:fill="D9D9D9" w:themeFill="background1" w:themeFillShade="D9"/>
           </w:tcPr>
           <w:p>
@@ -2692,7 +3193,7 @@
         </w:tc>
         <w:tc>
           <w:tcPr>
-            <w:tcW w:w="880" w:type="dxa"/>
+            <w:tcW w:w="894" w:type="dxa"/>
             <w:shd w:val="clear" w:color="auto" w:fill="D9D9D9" w:themeFill="background1" w:themeFillShade="D9"/>
           </w:tcPr>
           <w:p>
@@ -2715,7 +3216,7 @@
         </w:tc>
         <w:tc>
           <w:tcPr>
-            <w:tcW w:w="1408" w:type="dxa"/>
+            <w:tcW w:w="1432" w:type="dxa"/>
             <w:shd w:val="clear" w:color="auto" w:fill="D9D9D9" w:themeFill="background1" w:themeFillShade="D9"/>
           </w:tcPr>
           <w:p>
@@ -2738,31 +3239,65 @@
         </w:tc>
         <w:tc>
           <w:tcPr>
-            <w:tcW w:w="878" w:type="dxa"/>
-            <w:shd w:val="clear" w:color="auto" w:fill="D9D9D9" w:themeFill="background1" w:themeFillShade="D9"/>
-          </w:tcPr>
-          <w:p>
-            <w:r>
+            <w:tcW w:w="845" w:type="dxa"/>
+            <w:shd w:val="clear" w:color="auto" w:fill="D9D9D9" w:themeFill="background1" w:themeFillShade="D9"/>
+          </w:tcPr>
+          <w:p>
+            <w:pPr>
+              <w:rPr>
+                <w:rFonts w:ascii="Arial" w:hAnsi="Arial" w:cs="Arial"/>
+                <w:sz w:val="22"/>
+                <w:szCs w:val="22"/>
+              </w:rPr>
+            </w:pPr>
+            <w:r>
+              <w:rPr>
+                <w:rFonts w:ascii="Arial" w:hAnsi="Arial" w:cs="Arial"/>
+                <w:sz w:val="22"/>
+                <w:szCs w:val="22"/>
+              </w:rPr>
               <w:t>3.1.2</w:t>
             </w:r>
           </w:p>
         </w:tc>
         <w:tc>
           <w:tcPr>
-            <w:tcW w:w="2414" w:type="dxa"/>
-            <w:shd w:val="clear" w:color="auto" w:fill="D9D9D9" w:themeFill="background1" w:themeFillShade="D9"/>
-          </w:tcPr>
-          <w:p>
+            <w:tcW w:w="2343" w:type="dxa"/>
+            <w:shd w:val="clear" w:color="auto" w:fill="D9D9D9" w:themeFill="background1" w:themeFillShade="D9"/>
+          </w:tcPr>
+          <w:p>
+            <w:pPr>
+              <w:rPr>
+                <w:rFonts w:ascii="Arial" w:hAnsi="Arial" w:cs="Arial"/>
+                <w:sz w:val="22"/>
+                <w:szCs w:val="22"/>
+              </w:rPr>
+            </w:pPr>
             <w:proofErr w:type="spellStart"/>
             <w:r>
+              <w:rPr>
+                <w:rFonts w:ascii="Arial" w:hAnsi="Arial" w:cs="Arial"/>
+                <w:sz w:val="22"/>
+                <w:szCs w:val="22"/>
+              </w:rPr>
               <w:t>StudentProfile</w:t>
             </w:r>
             <w:proofErr w:type="spellEnd"/>
             <w:r>
+              <w:rPr>
+                <w:rFonts w:ascii="Arial" w:hAnsi="Arial" w:cs="Arial"/>
+                <w:sz w:val="22"/>
+                <w:szCs w:val="22"/>
+              </w:rPr>
               <w:t xml:space="preserve">, </w:t>
             </w:r>
             <w:proofErr w:type="spellStart"/>
             <w:r>
+              <w:rPr>
+                <w:rFonts w:ascii="Arial" w:hAnsi="Arial" w:cs="Arial"/>
+                <w:sz w:val="22"/>
+                <w:szCs w:val="22"/>
+              </w:rPr>
               <w:t>CompanyProfile</w:t>
             </w:r>
             <w:proofErr w:type="spellEnd"/>
@@ -2776,7 +3311,7 @@
         </w:trPr>
         <w:tc>
           <w:tcPr>
-            <w:tcW w:w="976" w:type="dxa"/>
+            <w:tcW w:w="990" w:type="dxa"/>
             <w:shd w:val="clear" w:color="auto" w:fill="FFFFFF" w:themeFill="background1"/>
           </w:tcPr>
           <w:p>
@@ -2803,7 +3338,7 @@
         </w:tc>
         <w:tc>
           <w:tcPr>
-            <w:tcW w:w="2794" w:type="dxa"/>
+            <w:tcW w:w="2846" w:type="dxa"/>
             <w:shd w:val="clear" w:color="auto" w:fill="FFFFFF" w:themeFill="background1"/>
           </w:tcPr>
           <w:p>
@@ -2828,7 +3363,7 @@
         </w:tc>
         <w:tc>
           <w:tcPr>
-            <w:tcW w:w="880" w:type="dxa"/>
+            <w:tcW w:w="894" w:type="dxa"/>
             <w:shd w:val="clear" w:color="auto" w:fill="FFFFFF" w:themeFill="background1"/>
           </w:tcPr>
           <w:p>
@@ -2851,7 +3386,7 @@
         </w:tc>
         <w:tc>
           <w:tcPr>
-            <w:tcW w:w="1408" w:type="dxa"/>
+            <w:tcW w:w="1432" w:type="dxa"/>
             <w:shd w:val="clear" w:color="auto" w:fill="FFFFFF" w:themeFill="background1"/>
           </w:tcPr>
           <w:p>
@@ -2874,31 +3409,65 @@
         </w:tc>
         <w:tc>
           <w:tcPr>
-            <w:tcW w:w="878" w:type="dxa"/>
-            <w:shd w:val="clear" w:color="auto" w:fill="FFFFFF" w:themeFill="background1"/>
-          </w:tcPr>
-          <w:p>
-            <w:r>
+            <w:tcW w:w="845" w:type="dxa"/>
+            <w:shd w:val="clear" w:color="auto" w:fill="FFFFFF" w:themeFill="background1"/>
+          </w:tcPr>
+          <w:p>
+            <w:pPr>
+              <w:rPr>
+                <w:rFonts w:ascii="Arial" w:hAnsi="Arial" w:cs="Arial"/>
+                <w:sz w:val="22"/>
+                <w:szCs w:val="22"/>
+              </w:rPr>
+            </w:pPr>
+            <w:r>
+              <w:rPr>
+                <w:rFonts w:ascii="Arial" w:hAnsi="Arial" w:cs="Arial"/>
+                <w:sz w:val="22"/>
+                <w:szCs w:val="22"/>
+              </w:rPr>
               <w:t>3.1.2</w:t>
             </w:r>
           </w:p>
         </w:tc>
         <w:tc>
           <w:tcPr>
-            <w:tcW w:w="2414" w:type="dxa"/>
-            <w:shd w:val="clear" w:color="auto" w:fill="FFFFFF" w:themeFill="background1"/>
-          </w:tcPr>
-          <w:p>
+            <w:tcW w:w="2343" w:type="dxa"/>
+            <w:shd w:val="clear" w:color="auto" w:fill="FFFFFF" w:themeFill="background1"/>
+          </w:tcPr>
+          <w:p>
+            <w:pPr>
+              <w:rPr>
+                <w:rFonts w:ascii="Arial" w:hAnsi="Arial" w:cs="Arial"/>
+                <w:sz w:val="22"/>
+                <w:szCs w:val="22"/>
+              </w:rPr>
+            </w:pPr>
             <w:proofErr w:type="spellStart"/>
             <w:r>
+              <w:rPr>
+                <w:rFonts w:ascii="Arial" w:hAnsi="Arial" w:cs="Arial"/>
+                <w:sz w:val="22"/>
+                <w:szCs w:val="22"/>
+              </w:rPr>
               <w:t>StudentProfile</w:t>
             </w:r>
             <w:proofErr w:type="spellEnd"/>
             <w:r>
+              <w:rPr>
+                <w:rFonts w:ascii="Arial" w:hAnsi="Arial" w:cs="Arial"/>
+                <w:sz w:val="22"/>
+                <w:szCs w:val="22"/>
+              </w:rPr>
               <w:t xml:space="preserve">, </w:t>
             </w:r>
             <w:proofErr w:type="spellStart"/>
             <w:r>
+              <w:rPr>
+                <w:rFonts w:ascii="Arial" w:hAnsi="Arial" w:cs="Arial"/>
+                <w:sz w:val="22"/>
+                <w:szCs w:val="22"/>
+              </w:rPr>
               <w:t>CompanyProfile</w:t>
             </w:r>
             <w:proofErr w:type="spellEnd"/>
@@ -2912,7 +3481,7 @@
         </w:trPr>
         <w:tc>
           <w:tcPr>
-            <w:tcW w:w="976" w:type="dxa"/>
+            <w:tcW w:w="990" w:type="dxa"/>
             <w:shd w:val="clear" w:color="auto" w:fill="D9D9D9" w:themeFill="background1" w:themeFillShade="D9"/>
           </w:tcPr>
           <w:p>
@@ -2939,7 +3508,7 @@
         </w:tc>
         <w:tc>
           <w:tcPr>
-            <w:tcW w:w="2794" w:type="dxa"/>
+            <w:tcW w:w="2846" w:type="dxa"/>
             <w:shd w:val="clear" w:color="auto" w:fill="D9D9D9" w:themeFill="background1" w:themeFillShade="D9"/>
           </w:tcPr>
           <w:p>
@@ -2964,7 +3533,7 @@
         </w:tc>
         <w:tc>
           <w:tcPr>
-            <w:tcW w:w="880" w:type="dxa"/>
+            <w:tcW w:w="894" w:type="dxa"/>
             <w:shd w:val="clear" w:color="auto" w:fill="D9D9D9" w:themeFill="background1" w:themeFillShade="D9"/>
           </w:tcPr>
           <w:p>
@@ -2987,7 +3556,7 @@
         </w:tc>
         <w:tc>
           <w:tcPr>
-            <w:tcW w:w="1408" w:type="dxa"/>
+            <w:tcW w:w="1432" w:type="dxa"/>
             <w:shd w:val="clear" w:color="auto" w:fill="D9D9D9" w:themeFill="background1" w:themeFillShade="D9"/>
           </w:tcPr>
           <w:p>
@@ -3010,35 +3579,76 @@
         </w:tc>
         <w:tc>
           <w:tcPr>
-            <w:tcW w:w="878" w:type="dxa"/>
-            <w:shd w:val="clear" w:color="auto" w:fill="D9D9D9" w:themeFill="background1" w:themeFillShade="D9"/>
-          </w:tcPr>
-          <w:p>
-            <w:r>
+            <w:tcW w:w="845" w:type="dxa"/>
+            <w:shd w:val="clear" w:color="auto" w:fill="D9D9D9" w:themeFill="background1" w:themeFillShade="D9"/>
+          </w:tcPr>
+          <w:p>
+            <w:pPr>
+              <w:rPr>
+                <w:rFonts w:ascii="Arial" w:hAnsi="Arial" w:cs="Arial"/>
+                <w:sz w:val="22"/>
+                <w:szCs w:val="22"/>
+              </w:rPr>
+            </w:pPr>
+            <w:r>
+              <w:rPr>
+                <w:rFonts w:ascii="Arial" w:hAnsi="Arial" w:cs="Arial"/>
+                <w:sz w:val="22"/>
+                <w:szCs w:val="22"/>
+              </w:rPr>
               <w:t>3.1.2</w:t>
             </w:r>
           </w:p>
         </w:tc>
         <w:tc>
           <w:tcPr>
-            <w:tcW w:w="2414" w:type="dxa"/>
-            <w:shd w:val="clear" w:color="auto" w:fill="D9D9D9" w:themeFill="background1" w:themeFillShade="D9"/>
-          </w:tcPr>
-          <w:p>
+            <w:tcW w:w="2343" w:type="dxa"/>
+            <w:shd w:val="clear" w:color="auto" w:fill="D9D9D9" w:themeFill="background1" w:themeFillShade="D9"/>
+          </w:tcPr>
+          <w:p>
+            <w:pPr>
+              <w:rPr>
+                <w:rFonts w:ascii="Arial" w:hAnsi="Arial" w:cs="Arial"/>
+                <w:sz w:val="22"/>
+                <w:szCs w:val="22"/>
+              </w:rPr>
+            </w:pPr>
             <w:proofErr w:type="spellStart"/>
             <w:proofErr w:type="gramStart"/>
             <w:r>
+              <w:rPr>
+                <w:rFonts w:ascii="Arial" w:hAnsi="Arial" w:cs="Arial"/>
+                <w:sz w:val="22"/>
+                <w:szCs w:val="22"/>
+              </w:rPr>
               <w:t>StudentProfile</w:t>
             </w:r>
             <w:proofErr w:type="spellEnd"/>
             <w:proofErr w:type="gramEnd"/>
             <w:r>
+              <w:rPr>
+                <w:rFonts w:ascii="Arial" w:hAnsi="Arial" w:cs="Arial"/>
+                <w:sz w:val="22"/>
+                <w:szCs w:val="22"/>
+              </w:rPr>
               <w:t>,</w:t>
             </w:r>
           </w:p>
           <w:p>
+            <w:pPr>
+              <w:rPr>
+                <w:rFonts w:ascii="Arial" w:hAnsi="Arial" w:cs="Arial"/>
+                <w:sz w:val="22"/>
+                <w:szCs w:val="22"/>
+              </w:rPr>
+            </w:pPr>
             <w:proofErr w:type="spellStart"/>
             <w:r>
+              <w:rPr>
+                <w:rFonts w:ascii="Arial" w:hAnsi="Arial" w:cs="Arial"/>
+                <w:sz w:val="22"/>
+                <w:szCs w:val="22"/>
+              </w:rPr>
               <w:t>CompanyProfile</w:t>
             </w:r>
             <w:proofErr w:type="spellEnd"/>
@@ -3052,7 +3662,7 @@
         </w:trPr>
         <w:tc>
           <w:tcPr>
-            <w:tcW w:w="976" w:type="dxa"/>
+            <w:tcW w:w="990" w:type="dxa"/>
             <w:shd w:val="clear" w:color="auto" w:fill="FFFFFF" w:themeFill="background1"/>
           </w:tcPr>
           <w:p>
@@ -3079,7 +3689,7 @@
         </w:tc>
         <w:tc>
           <w:tcPr>
-            <w:tcW w:w="2794" w:type="dxa"/>
+            <w:tcW w:w="2846" w:type="dxa"/>
             <w:shd w:val="clear" w:color="auto" w:fill="FFFFFF" w:themeFill="background1"/>
           </w:tcPr>
           <w:p>
@@ -3104,7 +3714,7 @@
         </w:tc>
         <w:tc>
           <w:tcPr>
-            <w:tcW w:w="880" w:type="dxa"/>
+            <w:tcW w:w="894" w:type="dxa"/>
             <w:shd w:val="clear" w:color="auto" w:fill="FFFFFF" w:themeFill="background1"/>
           </w:tcPr>
           <w:p>
@@ -3127,7 +3737,7 @@
         </w:tc>
         <w:tc>
           <w:tcPr>
-            <w:tcW w:w="1408" w:type="dxa"/>
+            <w:tcW w:w="1432" w:type="dxa"/>
             <w:shd w:val="clear" w:color="auto" w:fill="FFFFFF" w:themeFill="background1"/>
           </w:tcPr>
           <w:p>
@@ -3150,23 +3760,47 @@
         </w:tc>
         <w:tc>
           <w:tcPr>
-            <w:tcW w:w="878" w:type="dxa"/>
-            <w:shd w:val="clear" w:color="auto" w:fill="FFFFFF" w:themeFill="background1"/>
-          </w:tcPr>
-          <w:p>
-            <w:r>
+            <w:tcW w:w="845" w:type="dxa"/>
+            <w:shd w:val="clear" w:color="auto" w:fill="FFFFFF" w:themeFill="background1"/>
+          </w:tcPr>
+          <w:p>
+            <w:pPr>
+              <w:rPr>
+                <w:rFonts w:ascii="Arial" w:hAnsi="Arial" w:cs="Arial"/>
+                <w:sz w:val="22"/>
+                <w:szCs w:val="22"/>
+              </w:rPr>
+            </w:pPr>
+            <w:r>
+              <w:rPr>
+                <w:rFonts w:ascii="Arial" w:hAnsi="Arial" w:cs="Arial"/>
+                <w:sz w:val="22"/>
+                <w:szCs w:val="22"/>
+              </w:rPr>
               <w:t>2.1.3.3, 2.1.3.4</w:t>
             </w:r>
           </w:p>
         </w:tc>
         <w:tc>
           <w:tcPr>
-            <w:tcW w:w="2414" w:type="dxa"/>
-            <w:shd w:val="clear" w:color="auto" w:fill="FFFFFF" w:themeFill="background1"/>
-          </w:tcPr>
-          <w:p>
+            <w:tcW w:w="2343" w:type="dxa"/>
+            <w:shd w:val="clear" w:color="auto" w:fill="FFFFFF" w:themeFill="background1"/>
+          </w:tcPr>
+          <w:p>
+            <w:pPr>
+              <w:rPr>
+                <w:rFonts w:ascii="Arial" w:hAnsi="Arial" w:cs="Arial"/>
+                <w:sz w:val="22"/>
+                <w:szCs w:val="22"/>
+              </w:rPr>
+            </w:pPr>
             <w:proofErr w:type="spellStart"/>
             <w:r>
+              <w:rPr>
+                <w:rFonts w:ascii="Arial" w:hAnsi="Arial" w:cs="Arial"/>
+                <w:sz w:val="22"/>
+                <w:szCs w:val="22"/>
+              </w:rPr>
               <w:t>CompanyProfile</w:t>
             </w:r>
             <w:proofErr w:type="spellEnd"/>
@@ -3180,7 +3814,7 @@
         </w:trPr>
         <w:tc>
           <w:tcPr>
-            <w:tcW w:w="976" w:type="dxa"/>
+            <w:tcW w:w="990" w:type="dxa"/>
             <w:shd w:val="clear" w:color="auto" w:fill="D9D9D9" w:themeFill="background1" w:themeFillShade="D9"/>
           </w:tcPr>
           <w:p>
@@ -3207,7 +3841,7 @@
         </w:tc>
         <w:tc>
           <w:tcPr>
-            <w:tcW w:w="2794" w:type="dxa"/>
+            <w:tcW w:w="2846" w:type="dxa"/>
             <w:shd w:val="clear" w:color="auto" w:fill="D9D9D9" w:themeFill="background1" w:themeFillShade="D9"/>
           </w:tcPr>
           <w:p>
@@ -3232,7 +3866,7 @@
         </w:tc>
         <w:tc>
           <w:tcPr>
-            <w:tcW w:w="880" w:type="dxa"/>
+            <w:tcW w:w="894" w:type="dxa"/>
             <w:shd w:val="clear" w:color="auto" w:fill="D9D9D9" w:themeFill="background1" w:themeFillShade="D9"/>
           </w:tcPr>
           <w:p>
@@ -3255,7 +3889,7 @@
         </w:tc>
         <w:tc>
           <w:tcPr>
-            <w:tcW w:w="1408" w:type="dxa"/>
+            <w:tcW w:w="1432" w:type="dxa"/>
             <w:shd w:val="clear" w:color="auto" w:fill="D9D9D9" w:themeFill="background1" w:themeFillShade="D9"/>
           </w:tcPr>
           <w:p>
@@ -3278,23 +3912,47 @@
         </w:tc>
         <w:tc>
           <w:tcPr>
-            <w:tcW w:w="878" w:type="dxa"/>
-            <w:shd w:val="clear" w:color="auto" w:fill="D9D9D9" w:themeFill="background1" w:themeFillShade="D9"/>
-          </w:tcPr>
-          <w:p>
-            <w:r>
+            <w:tcW w:w="845" w:type="dxa"/>
+            <w:shd w:val="clear" w:color="auto" w:fill="D9D9D9" w:themeFill="background1" w:themeFillShade="D9"/>
+          </w:tcPr>
+          <w:p>
+            <w:pPr>
+              <w:rPr>
+                <w:rFonts w:ascii="Arial" w:hAnsi="Arial" w:cs="Arial"/>
+                <w:sz w:val="22"/>
+                <w:szCs w:val="22"/>
+              </w:rPr>
+            </w:pPr>
+            <w:r>
+              <w:rPr>
+                <w:rFonts w:ascii="Arial" w:hAnsi="Arial" w:cs="Arial"/>
+                <w:sz w:val="22"/>
+                <w:szCs w:val="22"/>
+              </w:rPr>
               <w:t>2.1.3.3, 2.1.3.5, 2.1.3.7</w:t>
             </w:r>
           </w:p>
         </w:tc>
         <w:tc>
           <w:tcPr>
-            <w:tcW w:w="2414" w:type="dxa"/>
-            <w:shd w:val="clear" w:color="auto" w:fill="D9D9D9" w:themeFill="background1" w:themeFillShade="D9"/>
-          </w:tcPr>
-          <w:p>
+            <w:tcW w:w="2343" w:type="dxa"/>
+            <w:shd w:val="clear" w:color="auto" w:fill="D9D9D9" w:themeFill="background1" w:themeFillShade="D9"/>
+          </w:tcPr>
+          <w:p>
+            <w:pPr>
+              <w:rPr>
+                <w:rFonts w:ascii="Arial" w:hAnsi="Arial" w:cs="Arial"/>
+                <w:sz w:val="22"/>
+                <w:szCs w:val="22"/>
+              </w:rPr>
+            </w:pPr>
             <w:proofErr w:type="spellStart"/>
             <w:r>
+              <w:rPr>
+                <w:rFonts w:ascii="Arial" w:hAnsi="Arial" w:cs="Arial"/>
+                <w:sz w:val="22"/>
+                <w:szCs w:val="22"/>
+              </w:rPr>
               <w:t>CompanyProfile</w:t>
             </w:r>
             <w:proofErr w:type="spellEnd"/>
@@ -3308,7 +3966,7 @@
         </w:trPr>
         <w:tc>
           <w:tcPr>
-            <w:tcW w:w="976" w:type="dxa"/>
+            <w:tcW w:w="990" w:type="dxa"/>
             <w:shd w:val="clear" w:color="auto" w:fill="FFFFFF" w:themeFill="background1"/>
           </w:tcPr>
           <w:p>
@@ -3335,7 +3993,7 @@
         </w:tc>
         <w:tc>
           <w:tcPr>
-            <w:tcW w:w="2794" w:type="dxa"/>
+            <w:tcW w:w="2846" w:type="dxa"/>
             <w:shd w:val="clear" w:color="auto" w:fill="FFFFFF" w:themeFill="background1"/>
           </w:tcPr>
           <w:p>
@@ -3360,7 +4018,7 @@
         </w:tc>
         <w:tc>
           <w:tcPr>
-            <w:tcW w:w="880" w:type="dxa"/>
+            <w:tcW w:w="894" w:type="dxa"/>
             <w:shd w:val="clear" w:color="auto" w:fill="FFFFFF" w:themeFill="background1"/>
           </w:tcPr>
           <w:p>
@@ -3383,7 +4041,7 @@
         </w:tc>
         <w:tc>
           <w:tcPr>
-            <w:tcW w:w="1408" w:type="dxa"/>
+            <w:tcW w:w="1432" w:type="dxa"/>
             <w:shd w:val="clear" w:color="auto" w:fill="FFFFFF" w:themeFill="background1"/>
           </w:tcPr>
           <w:p>
@@ -3406,120 +4064,51 @@
         </w:tc>
         <w:tc>
           <w:tcPr>
-            <w:tcW w:w="878" w:type="dxa"/>
-            <w:shd w:val="clear" w:color="auto" w:fill="FFFFFF" w:themeFill="background1"/>
-          </w:tcPr>
-          <w:p>
-            <w:r>
+            <w:tcW w:w="845" w:type="dxa"/>
+            <w:shd w:val="clear" w:color="auto" w:fill="FFFFFF" w:themeFill="background1"/>
+          </w:tcPr>
+          <w:p>
+            <w:pPr>
+              <w:rPr>
+                <w:rFonts w:ascii="Arial" w:hAnsi="Arial" w:cs="Arial"/>
+                <w:sz w:val="22"/>
+                <w:szCs w:val="22"/>
+              </w:rPr>
+            </w:pPr>
+            <w:r>
+              <w:rPr>
+                <w:rFonts w:ascii="Arial" w:hAnsi="Arial" w:cs="Arial"/>
+                <w:sz w:val="22"/>
+                <w:szCs w:val="22"/>
+              </w:rPr>
               <w:t>2.1.3.3</w:t>
             </w:r>
           </w:p>
         </w:tc>
         <w:tc>
           <w:tcPr>
-            <w:tcW w:w="2414" w:type="dxa"/>
-            <w:shd w:val="clear" w:color="auto" w:fill="FFFFFF" w:themeFill="background1"/>
-          </w:tcPr>
-          <w:p>
+            <w:tcW w:w="2343" w:type="dxa"/>
+            <w:shd w:val="clear" w:color="auto" w:fill="FFFFFF" w:themeFill="background1"/>
+          </w:tcPr>
+          <w:p>
+            <w:pPr>
+              <w:rPr>
+                <w:rFonts w:ascii="Arial" w:hAnsi="Arial" w:cs="Arial"/>
+                <w:sz w:val="22"/>
+                <w:szCs w:val="22"/>
+              </w:rPr>
+            </w:pPr>
             <w:proofErr w:type="spellStart"/>
             <w:r>
+              <w:rPr>
+                <w:rFonts w:ascii="Arial" w:hAnsi="Arial" w:cs="Arial"/>
+                <w:sz w:val="22"/>
+                <w:szCs w:val="22"/>
+              </w:rPr>
               <w:t>CompanyProfile</w:t>
             </w:r>
             <w:proofErr w:type="spellEnd"/>
           </w:p>
-        </w:tc>
-      </w:tr>
-      <w:tr>
-        <w:trPr>
-          <w:cantSplit/>
-          <w:trHeight w:val="1134"/>
-        </w:trPr>
-        <w:tc>
-          <w:tcPr>
-            <w:tcW w:w="976" w:type="dxa"/>
-            <w:shd w:val="clear" w:color="auto" w:fill="FFFFFF" w:themeFill="background1"/>
-          </w:tcPr>
-          <w:p>
-            <w:pPr>
-              <w:rPr>
-                <w:rFonts w:ascii="Arial" w:hAnsi="Arial" w:cs="Arial"/>
-                <w:b/>
-                <w:bCs/>
-                <w:sz w:val="22"/>
-                <w:szCs w:val="22"/>
-              </w:rPr>
-            </w:pPr>
-            <w:r>
-              <w:rPr>
-                <w:rFonts w:ascii="Arial" w:hAnsi="Arial" w:cs="Arial"/>
-                <w:b/>
-                <w:bCs/>
-                <w:sz w:val="22"/>
-                <w:szCs w:val="22"/>
-              </w:rPr>
-              <w:lastRenderedPageBreak/>
-              <w:t>Profile Manager</w:t>
-            </w:r>
-          </w:p>
-        </w:tc>
-        <w:tc>
-          <w:tcPr>
-            <w:tcW w:w="2794" w:type="dxa"/>
-            <w:shd w:val="clear" w:color="auto" w:fill="FFFFFF" w:themeFill="background1"/>
-          </w:tcPr>
-          <w:p>
-            <w:pPr>
-              <w:rPr>
-                <w:rFonts w:ascii="Arial" w:hAnsi="Arial" w:cs="Arial"/>
-                <w:sz w:val="22"/>
-                <w:szCs w:val="22"/>
-              </w:rPr>
-            </w:pPr>
-          </w:p>
-        </w:tc>
-        <w:tc>
-          <w:tcPr>
-            <w:tcW w:w="880" w:type="dxa"/>
-            <w:shd w:val="clear" w:color="auto" w:fill="FFFFFF" w:themeFill="background1"/>
-          </w:tcPr>
-          <w:p>
-            <w:pPr>
-              <w:rPr>
-                <w:rFonts w:ascii="Arial" w:hAnsi="Arial" w:cs="Arial"/>
-                <w:sz w:val="22"/>
-                <w:szCs w:val="22"/>
-              </w:rPr>
-            </w:pPr>
-          </w:p>
-        </w:tc>
-        <w:tc>
-          <w:tcPr>
-            <w:tcW w:w="1408" w:type="dxa"/>
-            <w:shd w:val="clear" w:color="auto" w:fill="FFFFFF" w:themeFill="background1"/>
-          </w:tcPr>
-          <w:p>
-            <w:pPr>
-              <w:rPr>
-                <w:rFonts w:ascii="Arial" w:hAnsi="Arial" w:cs="Arial"/>
-                <w:sz w:val="22"/>
-                <w:szCs w:val="22"/>
-              </w:rPr>
-            </w:pPr>
-          </w:p>
-        </w:tc>
-        <w:tc>
-          <w:tcPr>
-            <w:tcW w:w="878" w:type="dxa"/>
-            <w:shd w:val="clear" w:color="auto" w:fill="FFFFFF" w:themeFill="background1"/>
-          </w:tcPr>
-          <w:p/>
-        </w:tc>
-        <w:tc>
-          <w:tcPr>
-            <w:tcW w:w="2414" w:type="dxa"/>
-            <w:shd w:val="clear" w:color="auto" w:fill="FFFFFF" w:themeFill="background1"/>
-          </w:tcPr>
-          <w:p/>
         </w:tc>
       </w:tr>
     </w:tbl>
